--- a/docs/relatorios/relatorio_descritivo.docx
+++ b/docs/relatorios/relatorio_descritivo.docx
@@ -215,6 +215,162 @@
       </w:pPr>
       <w:r>
         <w:t>2 Fundamentação Teórica</w:t>
+      </w:r>
+    </w:p>
+    <w:p>
+      <w:pPr>
+        <w:jc w:val="center"/>
+      </w:pPr>
+      <w:r>
+        <w:drawing>
+          <wp:inline xmlns:a="http://schemas.openxmlformats.org/drawingml/2006/main" xmlns:pic="http://schemas.openxmlformats.org/drawingml/2006/picture">
+            <wp:extent cx="5486400" cy="3372374"/>
+            <wp:docPr id="1" name="Picture 1"/>
+            <wp:cNvGraphicFramePr>
+              <a:graphicFrameLocks noChangeAspect="1"/>
+            </wp:cNvGraphicFramePr>
+            <a:graphic>
+              <a:graphicData uri="http://schemas.openxmlformats.org/drawingml/2006/picture">
+                <pic:pic>
+                  <pic:nvPicPr>
+                    <pic:cNvPr id="0" name="render_corte_noturno.png"/>
+                    <pic:cNvPicPr/>
+                  </pic:nvPicPr>
+                  <pic:blipFill>
+                    <a:blip r:embed="rId10"/>
+                    <a:stretch>
+                      <a:fillRect/>
+                    </a:stretch>
+                  </pic:blipFill>
+                  <pic:spPr>
+                    <a:xfrm>
+                      <a:off x="0" y="0"/>
+                      <a:ext cx="5486400" cy="3372374"/>
+                    </a:xfrm>
+                    <a:prstGeom prst="rect"/>
+                  </pic:spPr>
+                </pic:pic>
+              </a:graphicData>
+            </a:graphic>
+          </wp:inline>
+        </w:drawing>
+      </w:r>
+    </w:p>
+    <w:p>
+      <w:pPr>
+        <w:jc w:val="center"/>
+      </w:pPr>
+      <w:r>
+        <w:rPr>
+          <w:i/>
+          <w:color w:val="595959"/>
+          <w:sz w:val="18"/>
+        </w:rPr>
+        <w:t>Figura 1 — Corte do modo SORÇÃO (noite): ventoinhas forçam o ar úmido pelo leito de CaCl₂.</w:t>
+      </w:r>
+    </w:p>
+    <w:p>
+      <w:pPr>
+        <w:jc w:val="center"/>
+      </w:pPr>
+      <w:r>
+        <w:drawing>
+          <wp:inline xmlns:a="http://schemas.openxmlformats.org/drawingml/2006/main" xmlns:pic="http://schemas.openxmlformats.org/drawingml/2006/picture">
+            <wp:extent cx="5486400" cy="3372374"/>
+            <wp:docPr id="2" name="Picture 2"/>
+            <wp:cNvGraphicFramePr>
+              <a:graphicFrameLocks noChangeAspect="1"/>
+            </wp:cNvGraphicFramePr>
+            <a:graphic>
+              <a:graphicData uri="http://schemas.openxmlformats.org/drawingml/2006/picture">
+                <pic:pic>
+                  <pic:nvPicPr>
+                    <pic:cNvPr id="0" name="render_corte_diurno.png"/>
+                    <pic:cNvPicPr/>
+                  </pic:nvPicPr>
+                  <pic:blipFill>
+                    <a:blip r:embed="rId11"/>
+                    <a:stretch>
+                      <a:fillRect/>
+                    </a:stretch>
+                  </pic:blipFill>
+                  <pic:spPr>
+                    <a:xfrm>
+                      <a:off x="0" y="0"/>
+                      <a:ext cx="5486400" cy="3372374"/>
+                    </a:xfrm>
+                    <a:prstGeom prst="rect"/>
+                  </pic:spPr>
+                </pic:pic>
+              </a:graphicData>
+            </a:graphic>
+          </wp:inline>
+        </w:drawing>
+      </w:r>
+    </w:p>
+    <w:p>
+      <w:pPr>
+        <w:jc w:val="center"/>
+      </w:pPr>
+      <w:r>
+        <w:rPr>
+          <w:i/>
+          <w:color w:val="595959"/>
+          <w:sz w:val="18"/>
+        </w:rPr>
+        <w:t>Figura 2 — Corte do modo REGENERAÇÃO (dia): servo isola o ar, solenoide a 120 °C libera vapor; vidraria, filtro e UV-C.</w:t>
+      </w:r>
+    </w:p>
+    <w:p>
+      <w:pPr>
+        <w:jc w:val="center"/>
+      </w:pPr>
+      <w:r>
+        <w:drawing>
+          <wp:inline xmlns:a="http://schemas.openxmlformats.org/drawingml/2006/main" xmlns:pic="http://schemas.openxmlformats.org/drawingml/2006/picture">
+            <wp:extent cx="5943600" cy="2068359"/>
+            <wp:docPr id="3" name="Picture 3"/>
+            <wp:cNvGraphicFramePr>
+              <a:graphicFrameLocks noChangeAspect="1"/>
+            </wp:cNvGraphicFramePr>
+            <a:graphic>
+              <a:graphicData uri="http://schemas.openxmlformats.org/drawingml/2006/picture">
+                <pic:pic>
+                  <pic:nvPicPr>
+                    <pic:cNvPr id="0" name="render_ciclo_4etapas.png"/>
+                    <pic:cNvPicPr/>
+                  </pic:nvPicPr>
+                  <pic:blipFill>
+                    <a:blip r:embed="rId12"/>
+                    <a:stretch>
+                      <a:fillRect/>
+                    </a:stretch>
+                  </pic:blipFill>
+                  <pic:spPr>
+                    <a:xfrm>
+                      <a:off x="0" y="0"/>
+                      <a:ext cx="5943600" cy="2068359"/>
+                    </a:xfrm>
+                    <a:prstGeom prst="rect"/>
+                  </pic:spPr>
+                </pic:pic>
+              </a:graphicData>
+            </a:graphic>
+          </wp:inline>
+        </w:drawing>
+      </w:r>
+    </w:p>
+    <w:p>
+      <w:pPr>
+        <w:jc w:val="center"/>
+      </w:pPr>
+      <w:r>
+        <w:rPr>
+          <w:i/>
+          <w:color w:val="595959"/>
+          <w:sz w:val="18"/>
+        </w:rPr>
+        <w:t>Figura 3 — Ciclo diário em quatro etapas auditáveis.</w:t>
       </w:r>
     </w:p>
     <w:p>
@@ -2016,6 +2172,110 @@
     </w:p>
     <w:p>
       <w:pPr>
+        <w:jc w:val="center"/>
+      </w:pPr>
+      <w:r>
+        <w:drawing>
+          <wp:inline xmlns:a="http://schemas.openxmlformats.org/drawingml/2006/main" xmlns:pic="http://schemas.openxmlformats.org/drawingml/2006/picture">
+            <wp:extent cx="5303520" cy="4982842"/>
+            <wp:docPr id="4" name="Picture 4"/>
+            <wp:cNvGraphicFramePr>
+              <a:graphicFrameLocks noChangeAspect="1"/>
+            </wp:cNvGraphicFramePr>
+            <a:graphic>
+              <a:graphicData uri="http://schemas.openxmlformats.org/drawingml/2006/picture">
+                <pic:pic>
+                  <pic:nvPicPr>
+                    <pic:cNvPr id="0" name="render_3d_conceito.png"/>
+                    <pic:cNvPicPr/>
+                  </pic:nvPicPr>
+                  <pic:blipFill>
+                    <a:blip r:embed="rId13"/>
+                    <a:stretch>
+                      <a:fillRect/>
+                    </a:stretch>
+                  </pic:blipFill>
+                  <pic:spPr>
+                    <a:xfrm>
+                      <a:off x="0" y="0"/>
+                      <a:ext cx="5303520" cy="4982842"/>
+                    </a:xfrm>
+                    <a:prstGeom prst="rect"/>
+                  </pic:spPr>
+                </pic:pic>
+              </a:graphicData>
+            </a:graphic>
+          </wp:inline>
+        </w:drawing>
+      </w:r>
+    </w:p>
+    <w:p>
+      <w:pPr>
+        <w:jc w:val="center"/>
+      </w:pPr>
+      <w:r>
+        <w:rPr>
+          <w:i/>
+          <w:color w:val="595959"/>
+          <w:sz w:val="18"/>
+        </w:rPr>
+        <w:t>Figura 4 — Vista 3D conceitual do dispositivo (carcaça 34 × 24 × 32 cm).</w:t>
+      </w:r>
+    </w:p>
+    <w:p>
+      <w:pPr>
+        <w:jc w:val="center"/>
+      </w:pPr>
+      <w:r>
+        <w:drawing>
+          <wp:inline xmlns:a="http://schemas.openxmlformats.org/drawingml/2006/main" xmlns:pic="http://schemas.openxmlformats.org/drawingml/2006/picture">
+            <wp:extent cx="5669280" cy="3644537"/>
+            <wp:docPr id="5" name="Picture 5"/>
+            <wp:cNvGraphicFramePr>
+              <a:graphicFrameLocks noChangeAspect="1"/>
+            </wp:cNvGraphicFramePr>
+            <a:graphic>
+              <a:graphicData uri="http://schemas.openxmlformats.org/drawingml/2006/picture">
+                <pic:pic>
+                  <pic:nvPicPr>
+                    <pic:cNvPr id="0" name="uml_classes.png"/>
+                    <pic:cNvPicPr/>
+                  </pic:nvPicPr>
+                  <pic:blipFill>
+                    <a:blip r:embed="rId14"/>
+                    <a:stretch>
+                      <a:fillRect/>
+                    </a:stretch>
+                  </pic:blipFill>
+                  <pic:spPr>
+                    <a:xfrm>
+                      <a:off x="0" y="0"/>
+                      <a:ext cx="5669280" cy="3644537"/>
+                    </a:xfrm>
+                    <a:prstGeom prst="rect"/>
+                  </pic:spPr>
+                </pic:pic>
+              </a:graphicData>
+            </a:graphic>
+          </wp:inline>
+        </w:drawing>
+      </w:r>
+    </w:p>
+    <w:p>
+      <w:pPr>
+        <w:jc w:val="center"/>
+      </w:pPr>
+      <w:r>
+        <w:rPr>
+          <w:i/>
+          <w:color w:val="595959"/>
+          <w:sz w:val="18"/>
+        </w:rPr>
+        <w:t>Figura 5 — Diagrama de classes do núcleo de simulação.</w:t>
+      </w:r>
+    </w:p>
+    <w:p>
+      <w:pPr>
         <w:pStyle w:val="Heading2"/>
         <w:spacing w:before="240" w:after="120"/>
       </w:pPr>
@@ -2756,8 +3016,8 @@
       <w:r>
         <w:drawing>
           <wp:inline xmlns:a="http://schemas.openxmlformats.org/drawingml/2006/main" xmlns:pic="http://schemas.openxmlformats.org/drawingml/2006/picture">
-            <wp:extent cx="5669280" cy="3543300"/>
-            <wp:docPr id="1" name="Picture 1"/>
+            <wp:extent cx="5760720" cy="4108084"/>
+            <wp:docPr id="6" name="Picture 6"/>
             <wp:cNvGraphicFramePr>
               <a:graphicFrameLocks noChangeAspect="1"/>
             </wp:cNvGraphicFramePr>
@@ -2765,11 +3025,11 @@
               <a:graphicData uri="http://schemas.openxmlformats.org/drawingml/2006/picture">
                 <pic:pic>
                   <pic:nvPicPr>
-                    <pic:cNvPr id="0" name="grafico_ml_vs_fisica.png"/>
+                    <pic:cNvPr id="0" name="mapa_ur_noturna.png"/>
                     <pic:cNvPicPr/>
                   </pic:nvPicPr>
                   <pic:blipFill>
-                    <a:blip r:embed="rId10"/>
+                    <a:blip r:embed="rId15"/>
                     <a:stretch>
                       <a:fillRect/>
                     </a:stretch>
@@ -2777,7 +3037,7 @@
                   <pic:spPr>
                     <a:xfrm>
                       <a:off x="0" y="0"/>
-                      <a:ext cx="5669280" cy="3543300"/>
+                      <a:ext cx="5760720" cy="4108084"/>
                     </a:xfrm>
                     <a:prstGeom prst="rect"/>
                   </pic:spPr>
@@ -2798,7 +3058,163 @@
           <w:color w:val="595959"/>
           <w:sz w:val="18"/>
         </w:rPr>
-        <w:t>Figura 1 — Modelo de ML versus física determinística (validação do preditor de produção).</w:t>
+        <w:t>Figura 6 — UR noturna média por estado (capitais, Open-Meteo/ERA5 2024).</w:t>
+      </w:r>
+    </w:p>
+    <w:p>
+      <w:pPr>
+        <w:jc w:val="center"/>
+      </w:pPr>
+      <w:r>
+        <w:drawing>
+          <wp:inline xmlns:a="http://schemas.openxmlformats.org/drawingml/2006/main" xmlns:pic="http://schemas.openxmlformats.org/drawingml/2006/picture">
+            <wp:extent cx="5760720" cy="4074831"/>
+            <wp:docPr id="7" name="Picture 7"/>
+            <wp:cNvGraphicFramePr>
+              <a:graphicFrameLocks noChangeAspect="1"/>
+            </wp:cNvGraphicFramePr>
+            <a:graphic>
+              <a:graphicData uri="http://schemas.openxmlformats.org/drawingml/2006/picture">
+                <pic:pic>
+                  <pic:nvPicPr>
+                    <pic:cNvPr id="0" name="mapa_producao_anual.png"/>
+                    <pic:cNvPicPr/>
+                  </pic:nvPicPr>
+                  <pic:blipFill>
+                    <a:blip r:embed="rId16"/>
+                    <a:stretch>
+                      <a:fillRect/>
+                    </a:stretch>
+                  </pic:blipFill>
+                  <pic:spPr>
+                    <a:xfrm>
+                      <a:off x="0" y="0"/>
+                      <a:ext cx="5760720" cy="4074831"/>
+                    </a:xfrm>
+                    <a:prstGeom prst="rect"/>
+                  </pic:spPr>
+                </pic:pic>
+              </a:graphicData>
+            </a:graphic>
+          </wp:inline>
+        </w:drawing>
+      </w:r>
+    </w:p>
+    <w:p>
+      <w:pPr>
+        <w:jc w:val="center"/>
+      </w:pPr>
+      <w:r>
+        <w:rPr>
+          <w:i/>
+          <w:color w:val="595959"/>
+          <w:sz w:val="18"/>
+        </w:rPr>
+        <w:t>Figura 7 — Produção anual estimada por estado (L/ano).</w:t>
+      </w:r>
+    </w:p>
+    <w:p>
+      <w:pPr>
+        <w:jc w:val="center"/>
+      </w:pPr>
+      <w:r>
+        <w:drawing>
+          <wp:inline xmlns:a="http://schemas.openxmlformats.org/drawingml/2006/main" xmlns:pic="http://schemas.openxmlformats.org/drawingml/2006/picture">
+            <wp:extent cx="5394960" cy="3097269"/>
+            <wp:docPr id="8" name="Picture 8"/>
+            <wp:cNvGraphicFramePr>
+              <a:graphicFrameLocks noChangeAspect="1"/>
+            </wp:cNvGraphicFramePr>
+            <a:graphic>
+              <a:graphicData uri="http://schemas.openxmlformats.org/drawingml/2006/picture">
+                <pic:pic>
+                  <pic:nvPicPr>
+                    <pic:cNvPr id="0" name="grafico_producao_vs_ur.png"/>
+                    <pic:cNvPicPr/>
+                  </pic:nvPicPr>
+                  <pic:blipFill>
+                    <a:blip r:embed="rId17"/>
+                    <a:stretch>
+                      <a:fillRect/>
+                    </a:stretch>
+                  </pic:blipFill>
+                  <pic:spPr>
+                    <a:xfrm>
+                      <a:off x="0" y="0"/>
+                      <a:ext cx="5394960" cy="3097269"/>
+                    </a:xfrm>
+                    <a:prstGeom prst="rect"/>
+                  </pic:spPr>
+                </pic:pic>
+              </a:graphicData>
+            </a:graphic>
+          </wp:inline>
+        </w:drawing>
+      </w:r>
+    </w:p>
+    <w:p>
+      <w:pPr>
+        <w:jc w:val="center"/>
+      </w:pPr>
+      <w:r>
+        <w:rPr>
+          <w:i/>
+          <w:color w:val="595959"/>
+          <w:sz w:val="18"/>
+        </w:rPr>
+        <w:t>Figura 8 — Produção potável em função da umidade relativa.</w:t>
+      </w:r>
+    </w:p>
+    <w:p>
+      <w:pPr>
+        <w:jc w:val="center"/>
+      </w:pPr>
+      <w:r>
+        <w:drawing>
+          <wp:inline xmlns:a="http://schemas.openxmlformats.org/drawingml/2006/main" xmlns:pic="http://schemas.openxmlformats.org/drawingml/2006/picture">
+            <wp:extent cx="5577840" cy="2825036"/>
+            <wp:docPr id="9" name="Picture 9"/>
+            <wp:cNvGraphicFramePr>
+              <a:graphicFrameLocks noChangeAspect="1"/>
+            </wp:cNvGraphicFramePr>
+            <a:graphic>
+              <a:graphicData uri="http://schemas.openxmlformats.org/drawingml/2006/picture">
+                <pic:pic>
+                  <pic:nvPicPr>
+                    <pic:cNvPr id="0" name="grafico_ciclo_diurno.png"/>
+                    <pic:cNvPicPr/>
+                  </pic:nvPicPr>
+                  <pic:blipFill>
+                    <a:blip r:embed="rId18"/>
+                    <a:stretch>
+                      <a:fillRect/>
+                    </a:stretch>
+                  </pic:blipFill>
+                  <pic:spPr>
+                    <a:xfrm>
+                      <a:off x="0" y="0"/>
+                      <a:ext cx="5577840" cy="2825036"/>
+                    </a:xfrm>
+                    <a:prstGeom prst="rect"/>
+                  </pic:spPr>
+                </pic:pic>
+              </a:graphicData>
+            </a:graphic>
+          </wp:inline>
+        </w:drawing>
+      </w:r>
+    </w:p>
+    <w:p>
+      <w:pPr>
+        <w:jc w:val="center"/>
+      </w:pPr>
+      <w:r>
+        <w:rPr>
+          <w:i/>
+          <w:color w:val="595959"/>
+          <w:sz w:val="18"/>
+        </w:rPr>
+        <w:t>Figura 9 — Ciclo diurno de umidade relativa e temperatura.</w:t>
       </w:r>
     </w:p>
     <w:p>
@@ -3351,6 +3767,162 @@
     </w:p>
     <w:p>
       <w:pPr>
+        <w:jc w:val="center"/>
+      </w:pPr>
+      <w:r>
+        <w:drawing>
+          <wp:inline xmlns:a="http://schemas.openxmlformats.org/drawingml/2006/main" xmlns:pic="http://schemas.openxmlformats.org/drawingml/2006/picture">
+            <wp:extent cx="5669280" cy="3121921"/>
+            <wp:docPr id="10" name="Picture 10"/>
+            <wp:cNvGraphicFramePr>
+              <a:graphicFrameLocks noChangeAspect="1"/>
+            </wp:cNvGraphicFramePr>
+            <a:graphic>
+              <a:graphicData uri="http://schemas.openxmlformats.org/drawingml/2006/picture">
+                <pic:pic>
+                  <pic:nvPicPr>
+                    <pic:cNvPr id="0" name="grafico_balanco_energia.png"/>
+                    <pic:cNvPicPr/>
+                  </pic:nvPicPr>
+                  <pic:blipFill>
+                    <a:blip r:embed="rId19"/>
+                    <a:stretch>
+                      <a:fillRect/>
+                    </a:stretch>
+                  </pic:blipFill>
+                  <pic:spPr>
+                    <a:xfrm>
+                      <a:off x="0" y="0"/>
+                      <a:ext cx="5669280" cy="3121921"/>
+                    </a:xfrm>
+                    <a:prstGeom prst="rect"/>
+                  </pic:spPr>
+                </pic:pic>
+              </a:graphicData>
+            </a:graphic>
+          </wp:inline>
+        </w:drawing>
+      </w:r>
+    </w:p>
+    <w:p>
+      <w:pPr>
+        <w:jc w:val="center"/>
+      </w:pPr>
+      <w:r>
+        <w:rPr>
+          <w:i/>
+          <w:color w:val="595959"/>
+          <w:sz w:val="18"/>
+        </w:rPr>
+        <w:t>Figura 10 — Balanço de energia por ciclo e por subsistema.</w:t>
+      </w:r>
+    </w:p>
+    <w:p>
+      <w:pPr>
+        <w:jc w:val="center"/>
+      </w:pPr>
+      <w:r>
+        <w:drawing>
+          <wp:inline xmlns:a="http://schemas.openxmlformats.org/drawingml/2006/main" xmlns:pic="http://schemas.openxmlformats.org/drawingml/2006/picture">
+            <wp:extent cx="5394960" cy="3193490"/>
+            <wp:docPr id="11" name="Picture 11"/>
+            <wp:cNvGraphicFramePr>
+              <a:graphicFrameLocks noChangeAspect="1"/>
+            </wp:cNvGraphicFramePr>
+            <a:graphic>
+              <a:graphicData uri="http://schemas.openxmlformats.org/drawingml/2006/picture">
+                <pic:pic>
+                  <pic:nvPicPr>
+                    <pic:cNvPr id="0" name="grafico_custo_comparativo.png"/>
+                    <pic:cNvPicPr/>
+                  </pic:nvPicPr>
+                  <pic:blipFill>
+                    <a:blip r:embed="rId20"/>
+                    <a:stretch>
+                      <a:fillRect/>
+                    </a:stretch>
+                  </pic:blipFill>
+                  <pic:spPr>
+                    <a:xfrm>
+                      <a:off x="0" y="0"/>
+                      <a:ext cx="5394960" cy="3193490"/>
+                    </a:xfrm>
+                    <a:prstGeom prst="rect"/>
+                  </pic:spPr>
+                </pic:pic>
+              </a:graphicData>
+            </a:graphic>
+          </wp:inline>
+        </w:drawing>
+      </w:r>
+    </w:p>
+    <w:p>
+      <w:pPr>
+        <w:jc w:val="center"/>
+      </w:pPr>
+      <w:r>
+        <w:rPr>
+          <w:i/>
+          <w:color w:val="595959"/>
+          <w:sz w:val="18"/>
+        </w:rPr>
+        <w:t>Figura 11 — Custo por litro: Tupan × galão × garrafinha.</w:t>
+      </w:r>
+    </w:p>
+    <w:p>
+      <w:pPr>
+        <w:jc w:val="center"/>
+      </w:pPr>
+      <w:r>
+        <w:drawing>
+          <wp:inline xmlns:a="http://schemas.openxmlformats.org/drawingml/2006/main" xmlns:pic="http://schemas.openxmlformats.org/drawingml/2006/picture">
+            <wp:extent cx="5669280" cy="2901161"/>
+            <wp:docPr id="12" name="Picture 12"/>
+            <wp:cNvGraphicFramePr>
+              <a:graphicFrameLocks noChangeAspect="1"/>
+            </wp:cNvGraphicFramePr>
+            <a:graphic>
+              <a:graphicData uri="http://schemas.openxmlformats.org/drawingml/2006/picture">
+                <pic:pic>
+                  <pic:nvPicPr>
+                    <pic:cNvPr id="0" name="grafico_projecao_anual.png"/>
+                    <pic:cNvPicPr/>
+                  </pic:nvPicPr>
+                  <pic:blipFill>
+                    <a:blip r:embed="rId21"/>
+                    <a:stretch>
+                      <a:fillRect/>
+                    </a:stretch>
+                  </pic:blipFill>
+                  <pic:spPr>
+                    <a:xfrm>
+                      <a:off x="0" y="0"/>
+                      <a:ext cx="5669280" cy="2901161"/>
+                    </a:xfrm>
+                    <a:prstGeom prst="rect"/>
+                  </pic:spPr>
+                </pic:pic>
+              </a:graphicData>
+            </a:graphic>
+          </wp:inline>
+        </w:drawing>
+      </w:r>
+    </w:p>
+    <w:p>
+      <w:pPr>
+        <w:jc w:val="center"/>
+      </w:pPr>
+      <w:r>
+        <w:rPr>
+          <w:i/>
+          <w:color w:val="595959"/>
+          <w:sz w:val="18"/>
+        </w:rPr>
+        <w:t>Figura 12 — Projeção anual de produção em Petrolina-PE.</w:t>
+      </w:r>
+    </w:p>
+    <w:p>
+      <w:pPr>
         <w:pStyle w:val="Heading2"/>
         <w:spacing w:before="240" w:after="120"/>
       </w:pPr>
@@ -3367,6 +3939,58 @@
           <w:i w:val="0"/>
         </w:rPr>
         <w:t>A regressão ridge de grau 2 com 23 features atinge R² = 0,991 e RMSE = 0,064 L, superando o baseline de rede neural (MLP 64/64, R² = 0,877) e a regressão polinomial sem features de engenharia (R² = 0,947). O ganho decorre da injeção dos kinks físicos (saturação do leito e fração de liberação), evidência de que mecanismo e dados são complementares, não substitutos [11], [12].</w:t>
+      </w:r>
+    </w:p>
+    <w:p>
+      <w:pPr>
+        <w:jc w:val="center"/>
+      </w:pPr>
+      <w:r>
+        <w:drawing>
+          <wp:inline xmlns:a="http://schemas.openxmlformats.org/drawingml/2006/main" xmlns:pic="http://schemas.openxmlformats.org/drawingml/2006/picture">
+            <wp:extent cx="5669280" cy="3543300"/>
+            <wp:docPr id="13" name="Picture 13"/>
+            <wp:cNvGraphicFramePr>
+              <a:graphicFrameLocks noChangeAspect="1"/>
+            </wp:cNvGraphicFramePr>
+            <a:graphic>
+              <a:graphicData uri="http://schemas.openxmlformats.org/drawingml/2006/picture">
+                <pic:pic>
+                  <pic:nvPicPr>
+                    <pic:cNvPr id="0" name="grafico_ml_vs_fisica.png"/>
+                    <pic:cNvPicPr/>
+                  </pic:nvPicPr>
+                  <pic:blipFill>
+                    <a:blip r:embed="rId22"/>
+                    <a:stretch>
+                      <a:fillRect/>
+                    </a:stretch>
+                  </pic:blipFill>
+                  <pic:spPr>
+                    <a:xfrm>
+                      <a:off x="0" y="0"/>
+                      <a:ext cx="5669280" cy="3543300"/>
+                    </a:xfrm>
+                    <a:prstGeom prst="rect"/>
+                  </pic:spPr>
+                </pic:pic>
+              </a:graphicData>
+            </a:graphic>
+          </wp:inline>
+        </w:drawing>
+      </w:r>
+    </w:p>
+    <w:p>
+      <w:pPr>
+        <w:jc w:val="center"/>
+      </w:pPr>
+      <w:r>
+        <w:rPr>
+          <w:i/>
+          <w:color w:val="595959"/>
+          <w:sz w:val="18"/>
+        </w:rPr>
+        <w:t>Figura 13 — Validação do preditor: ML versus física determinística.</w:t>
       </w:r>
     </w:p>
     <w:p>
@@ -3797,6 +4421,58 @@
       </w:tr>
     </w:tbl>
     <w:p/>
+    <w:p>
+      <w:pPr>
+        <w:jc w:val="center"/>
+      </w:pPr>
+      <w:r>
+        <w:drawing>
+          <wp:inline xmlns:a="http://schemas.openxmlformats.org/drawingml/2006/main" xmlns:pic="http://schemas.openxmlformats.org/drawingml/2006/picture">
+            <wp:extent cx="5852160" cy="2397023"/>
+            <wp:docPr id="14" name="Picture 14"/>
+            <wp:cNvGraphicFramePr>
+              <a:graphicFrameLocks noChangeAspect="1"/>
+            </wp:cNvGraphicFramePr>
+            <a:graphic>
+              <a:graphicData uri="http://schemas.openxmlformats.org/drawingml/2006/picture">
+                <pic:pic>
+                  <pic:nvPicPr>
+                    <pic:cNvPr id="0" name="grafico_impacto_escala.png"/>
+                    <pic:cNvPicPr/>
+                  </pic:nvPicPr>
+                  <pic:blipFill>
+                    <a:blip r:embed="rId23"/>
+                    <a:stretch>
+                      <a:fillRect/>
+                    </a:stretch>
+                  </pic:blipFill>
+                  <pic:spPr>
+                    <a:xfrm>
+                      <a:off x="0" y="0"/>
+                      <a:ext cx="5852160" cy="2397023"/>
+                    </a:xfrm>
+                    <a:prstGeom prst="rect"/>
+                  </pic:spPr>
+                </pic:pic>
+              </a:graphicData>
+            </a:graphic>
+          </wp:inline>
+        </w:drawing>
+      </w:r>
+    </w:p>
+    <w:p>
+      <w:pPr>
+        <w:jc w:val="center"/>
+      </w:pPr>
+      <w:r>
+        <w:rPr>
+          <w:i/>
+          <w:color w:val="595959"/>
+          <w:sz w:val="18"/>
+        </w:rPr>
+        <w:t>Figura 14 — Impacto agregado em 1 mil / 10 mil / 100 mil unidades.</w:t>
+      </w:r>
+    </w:p>
     <w:p>
       <w:pPr>
         <w:pStyle w:val="Heading2"/>
@@ -4538,6 +5214,110 @@
     </w:p>
     <w:p>
       <w:pPr>
+        <w:jc w:val="center"/>
+      </w:pPr>
+      <w:r>
+        <w:drawing>
+          <wp:inline xmlns:a="http://schemas.openxmlformats.org/drawingml/2006/main" xmlns:pic="http://schemas.openxmlformats.org/drawingml/2006/picture">
+            <wp:extent cx="5760720" cy="4194372"/>
+            <wp:docPr id="15" name="Picture 15"/>
+            <wp:cNvGraphicFramePr>
+              <a:graphicFrameLocks noChangeAspect="1"/>
+            </wp:cNvGraphicFramePr>
+            <a:graphic>
+              <a:graphicData uri="http://schemas.openxmlformats.org/drawingml/2006/picture">
+                <pic:pic>
+                  <pic:nvPicPr>
+                    <pic:cNvPr id="0" name="mapa_biomas.png"/>
+                    <pic:cNvPicPr/>
+                  </pic:nvPicPr>
+                  <pic:blipFill>
+                    <a:blip r:embed="rId24"/>
+                    <a:stretch>
+                      <a:fillRect/>
+                    </a:stretch>
+                  </pic:blipFill>
+                  <pic:spPr>
+                    <a:xfrm>
+                      <a:off x="0" y="0"/>
+                      <a:ext cx="5760720" cy="4194372"/>
+                    </a:xfrm>
+                    <a:prstGeom prst="rect"/>
+                  </pic:spPr>
+                </pic:pic>
+              </a:graphicData>
+            </a:graphic>
+          </wp:inline>
+        </w:drawing>
+      </w:r>
+    </w:p>
+    <w:p>
+      <w:pPr>
+        <w:jc w:val="center"/>
+      </w:pPr>
+      <w:r>
+        <w:rPr>
+          <w:i/>
+          <w:color w:val="595959"/>
+          <w:sz w:val="18"/>
+        </w:rPr>
+        <w:t>Figura 15 — Biomas dominantes por estado (contexto de transferibilidade).</w:t>
+      </w:r>
+    </w:p>
+    <w:p>
+      <w:pPr>
+        <w:jc w:val="center"/>
+      </w:pPr>
+      <w:r>
+        <w:drawing>
+          <wp:inline xmlns:a="http://schemas.openxmlformats.org/drawingml/2006/main" xmlns:pic="http://schemas.openxmlformats.org/drawingml/2006/picture">
+            <wp:extent cx="5760720" cy="4054633"/>
+            <wp:docPr id="16" name="Picture 16"/>
+            <wp:cNvGraphicFramePr>
+              <a:graphicFrameLocks noChangeAspect="1"/>
+            </wp:cNvGraphicFramePr>
+            <a:graphic>
+              <a:graphicData uri="http://schemas.openxmlformats.org/drawingml/2006/picture">
+                <pic:pic>
+                  <pic:nvPicPr>
+                    <pic:cNvPr id="0" name="mapa_viabilidade.png"/>
+                    <pic:cNvPicPr/>
+                  </pic:nvPicPr>
+                  <pic:blipFill>
+                    <a:blip r:embed="rId25"/>
+                    <a:stretch>
+                      <a:fillRect/>
+                    </a:stretch>
+                  </pic:blipFill>
+                  <pic:spPr>
+                    <a:xfrm>
+                      <a:off x="0" y="0"/>
+                      <a:ext cx="5760720" cy="4054633"/>
+                    </a:xfrm>
+                    <a:prstGeom prst="rect"/>
+                  </pic:spPr>
+                </pic:pic>
+              </a:graphicData>
+            </a:graphic>
+          </wp:inline>
+        </w:drawing>
+      </w:r>
+    </w:p>
+    <w:p>
+      <w:pPr>
+        <w:jc w:val="center"/>
+      </w:pPr>
+      <w:r>
+        <w:rPr>
+          <w:i/>
+          <w:color w:val="595959"/>
+          <w:sz w:val="18"/>
+        </w:rPr>
+        <w:t>Figura 16 — Viabilidade técnica por estado (UR noturna ≥ 60 %).</w:t>
+      </w:r>
+    </w:p>
+    <w:p>
+      <w:pPr>
         <w:pStyle w:val="Heading2"/>
         <w:spacing w:before="240" w:after="120"/>
       </w:pPr>
@@ -5549,6 +6329,110 @@
           <w:i w:val="0"/>
         </w:rPr>
         <w:t>Os contratos de dados entre serviços são JSON/CSV estáveis (`data/`), e o desenho de microsserviços garante que o mesmo núcleo alimente CLI, studio, web e firmware — requisito de manutenibilidade conforme ISO/IEC 25010 [17].</w:t>
+      </w:r>
+    </w:p>
+    <w:p>
+      <w:pPr>
+        <w:jc w:val="center"/>
+      </w:pPr>
+      <w:r>
+        <w:drawing>
+          <wp:inline xmlns:a="http://schemas.openxmlformats.org/drawingml/2006/main" xmlns:pic="http://schemas.openxmlformats.org/drawingml/2006/picture">
+            <wp:extent cx="2743200" cy="5486400"/>
+            <wp:docPr id="17" name="Picture 17"/>
+            <wp:cNvGraphicFramePr>
+              <a:graphicFrameLocks noChangeAspect="1"/>
+            </wp:cNvGraphicFramePr>
+            <a:graphic>
+              <a:graphicData uri="http://schemas.openxmlformats.org/drawingml/2006/picture">
+                <pic:pic>
+                  <pic:nvPicPr>
+                    <pic:cNvPr id="0" name="app_01_painel.png"/>
+                    <pic:cNvPicPr/>
+                  </pic:nvPicPr>
+                  <pic:blipFill>
+                    <a:blip r:embed="rId26"/>
+                    <a:stretch>
+                      <a:fillRect/>
+                    </a:stretch>
+                  </pic:blipFill>
+                  <pic:spPr>
+                    <a:xfrm>
+                      <a:off x="0" y="0"/>
+                      <a:ext cx="2743200" cy="5486400"/>
+                    </a:xfrm>
+                    <a:prstGeom prst="rect"/>
+                  </pic:spPr>
+                </pic:pic>
+              </a:graphicData>
+            </a:graphic>
+          </wp:inline>
+        </w:drawing>
+      </w:r>
+    </w:p>
+    <w:p>
+      <w:pPr>
+        <w:jc w:val="center"/>
+      </w:pPr>
+      <w:r>
+        <w:rPr>
+          <w:i/>
+          <w:color w:val="595959"/>
+          <w:sz w:val="18"/>
+        </w:rPr>
+        <w:t>Figura 17 — App companheiro: painel de estado da FSM e nível da bacia.</w:t>
+      </w:r>
+    </w:p>
+    <w:p>
+      <w:pPr>
+        <w:jc w:val="center"/>
+      </w:pPr>
+      <w:r>
+        <w:drawing>
+          <wp:inline xmlns:a="http://schemas.openxmlformats.org/drawingml/2006/main" xmlns:pic="http://schemas.openxmlformats.org/drawingml/2006/picture">
+            <wp:extent cx="2743200" cy="5486400"/>
+            <wp:docPr id="18" name="Picture 18"/>
+            <wp:cNvGraphicFramePr>
+              <a:graphicFrameLocks noChangeAspect="1"/>
+            </wp:cNvGraphicFramePr>
+            <a:graphic>
+              <a:graphicData uri="http://schemas.openxmlformats.org/drawingml/2006/picture">
+                <pic:pic>
+                  <pic:nvPicPr>
+                    <pic:cNvPr id="0" name="app_04_controles.png"/>
+                    <pic:cNvPicPr/>
+                  </pic:nvPicPr>
+                  <pic:blipFill>
+                    <a:blip r:embed="rId27"/>
+                    <a:stretch>
+                      <a:fillRect/>
+                    </a:stretch>
+                  </pic:blipFill>
+                  <pic:spPr>
+                    <a:xfrm>
+                      <a:off x="0" y="0"/>
+                      <a:ext cx="2743200" cy="5486400"/>
+                    </a:xfrm>
+                    <a:prstGeom prst="rect"/>
+                  </pic:spPr>
+                </pic:pic>
+              </a:graphicData>
+            </a:graphic>
+          </wp:inline>
+        </w:drawing>
+      </w:r>
+    </w:p>
+    <w:p>
+      <w:pPr>
+        <w:jc w:val="center"/>
+      </w:pPr>
+      <w:r>
+        <w:rPr>
+          <w:i/>
+          <w:color w:val="595959"/>
+          <w:sz w:val="18"/>
+        </w:rPr>
+        <w:t>Figura 18 — App companheiro: controles de PWM, solenoide e servo-registro.</w:t>
       </w:r>
     </w:p>
     <w:p>
@@ -7271,6 +8155,266 @@
     </w:p>
     <w:p>
       <w:pPr>
+        <w:jc w:val="center"/>
+      </w:pPr>
+      <w:r>
+        <w:drawing>
+          <wp:inline xmlns:a="http://schemas.openxmlformats.org/drawingml/2006/main" xmlns:pic="http://schemas.openxmlformats.org/drawingml/2006/picture">
+            <wp:extent cx="5760720" cy="4198111"/>
+            <wp:docPr id="19" name="Picture 19"/>
+            <wp:cNvGraphicFramePr>
+              <a:graphicFrameLocks noChangeAspect="1"/>
+            </wp:cNvGraphicFramePr>
+            <a:graphic>
+              <a:graphicData uri="http://schemas.openxmlformats.org/drawingml/2006/picture">
+                <pic:pic>
+                  <pic:nvPicPr>
+                    <pic:cNvPr id="0" name="mapa_capitais.png"/>
+                    <pic:cNvPicPr/>
+                  </pic:nvPicPr>
+                  <pic:blipFill>
+                    <a:blip r:embed="rId28"/>
+                    <a:stretch>
+                      <a:fillRect/>
+                    </a:stretch>
+                  </pic:blipFill>
+                  <pic:spPr>
+                    <a:xfrm>
+                      <a:off x="0" y="0"/>
+                      <a:ext cx="5760720" cy="4198111"/>
+                    </a:xfrm>
+                    <a:prstGeom prst="rect"/>
+                  </pic:spPr>
+                </pic:pic>
+              </a:graphicData>
+            </a:graphic>
+          </wp:inline>
+        </w:drawing>
+      </w:r>
+    </w:p>
+    <w:p>
+      <w:pPr>
+        <w:jc w:val="center"/>
+      </w:pPr>
+      <w:r>
+        <w:rPr>
+          <w:i/>
+          <w:color w:val="595959"/>
+          <w:sz w:val="18"/>
+        </w:rPr>
+        <w:t>Figura 19 — Capitais usadas na amostra climática.</w:t>
+      </w:r>
+    </w:p>
+    <w:p>
+      <w:pPr>
+        <w:jc w:val="center"/>
+      </w:pPr>
+      <w:r>
+        <w:drawing>
+          <wp:inline xmlns:a="http://schemas.openxmlformats.org/drawingml/2006/main" xmlns:pic="http://schemas.openxmlformats.org/drawingml/2006/picture">
+            <wp:extent cx="5669280" cy="3035113"/>
+            <wp:docPr id="20" name="Picture 20"/>
+            <wp:cNvGraphicFramePr>
+              <a:graphicFrameLocks noChangeAspect="1"/>
+            </wp:cNvGraphicFramePr>
+            <a:graphic>
+              <a:graphicData uri="http://schemas.openxmlformats.org/drawingml/2006/picture">
+                <pic:pic>
+                  <pic:nvPicPr>
+                    <pic:cNvPr id="0" name="grafico_cronograma.png"/>
+                    <pic:cNvPicPr/>
+                  </pic:nvPicPr>
+                  <pic:blipFill>
+                    <a:blip r:embed="rId29"/>
+                    <a:stretch>
+                      <a:fillRect/>
+                    </a:stretch>
+                  </pic:blipFill>
+                  <pic:spPr>
+                    <a:xfrm>
+                      <a:off x="0" y="0"/>
+                      <a:ext cx="5669280" cy="3035113"/>
+                    </a:xfrm>
+                    <a:prstGeom prst="rect"/>
+                  </pic:spPr>
+                </pic:pic>
+              </a:graphicData>
+            </a:graphic>
+          </wp:inline>
+        </w:drawing>
+      </w:r>
+    </w:p>
+    <w:p>
+      <w:pPr>
+        <w:jc w:val="center"/>
+      </w:pPr>
+      <w:r>
+        <w:rPr>
+          <w:i/>
+          <w:color w:val="595959"/>
+          <w:sz w:val="18"/>
+        </w:rPr>
+        <w:t>Figura 20 — Cronograma do projeto (2026.2).</w:t>
+      </w:r>
+    </w:p>
+    <w:p>
+      <w:pPr>
+        <w:jc w:val="center"/>
+      </w:pPr>
+      <w:r>
+        <w:drawing>
+          <wp:inline xmlns:a="http://schemas.openxmlformats.org/drawingml/2006/main" xmlns:pic="http://schemas.openxmlformats.org/drawingml/2006/picture">
+            <wp:extent cx="5669280" cy="4535424"/>
+            <wp:docPr id="21" name="Picture 21"/>
+            <wp:cNvGraphicFramePr>
+              <a:graphicFrameLocks noChangeAspect="1"/>
+            </wp:cNvGraphicFramePr>
+            <a:graphic>
+              <a:graphicData uri="http://schemas.openxmlformats.org/drawingml/2006/picture">
+                <pic:pic>
+                  <pic:nvPicPr>
+                    <pic:cNvPr id="0" name="fluxograma_firmware.png"/>
+                    <pic:cNvPicPr/>
+                  </pic:nvPicPr>
+                  <pic:blipFill>
+                    <a:blip r:embed="rId30"/>
+                    <a:stretch>
+                      <a:fillRect/>
+                    </a:stretch>
+                  </pic:blipFill>
+                  <pic:spPr>
+                    <a:xfrm>
+                      <a:off x="0" y="0"/>
+                      <a:ext cx="5669280" cy="4535424"/>
+                    </a:xfrm>
+                    <a:prstGeom prst="rect"/>
+                  </pic:spPr>
+                </pic:pic>
+              </a:graphicData>
+            </a:graphic>
+          </wp:inline>
+        </w:drawing>
+      </w:r>
+    </w:p>
+    <w:p>
+      <w:pPr>
+        <w:jc w:val="center"/>
+      </w:pPr>
+      <w:r>
+        <w:rPr>
+          <w:i/>
+          <w:color w:val="595959"/>
+          <w:sz w:val="18"/>
+        </w:rPr>
+        <w:t>Figura 21 — Fluxograma da FSM do firmware (MVC, Arduino Mega).</w:t>
+      </w:r>
+    </w:p>
+    <w:p>
+      <w:pPr>
+        <w:jc w:val="center"/>
+      </w:pPr>
+      <w:r>
+        <w:drawing>
+          <wp:inline xmlns:a="http://schemas.openxmlformats.org/drawingml/2006/main" xmlns:pic="http://schemas.openxmlformats.org/drawingml/2006/picture">
+            <wp:extent cx="5852160" cy="2490969"/>
+            <wp:docPr id="22" name="Picture 22"/>
+            <wp:cNvGraphicFramePr>
+              <a:graphicFrameLocks noChangeAspect="1"/>
+            </wp:cNvGraphicFramePr>
+            <a:graphic>
+              <a:graphicData uri="http://schemas.openxmlformats.org/drawingml/2006/picture">
+                <pic:pic>
+                  <pic:nvPicPr>
+                    <pic:cNvPr id="0" name="tupan_cad.png"/>
+                    <pic:cNvPicPr/>
+                  </pic:nvPicPr>
+                  <pic:blipFill>
+                    <a:blip r:embed="rId31"/>
+                    <a:stretch>
+                      <a:fillRect/>
+                    </a:stretch>
+                  </pic:blipFill>
+                  <pic:spPr>
+                    <a:xfrm>
+                      <a:off x="0" y="0"/>
+                      <a:ext cx="5852160" cy="2490969"/>
+                    </a:xfrm>
+                    <a:prstGeom prst="rect"/>
+                  </pic:spPr>
+                </pic:pic>
+              </a:graphicData>
+            </a:graphic>
+          </wp:inline>
+        </w:drawing>
+      </w:r>
+    </w:p>
+    <w:p>
+      <w:pPr>
+        <w:jc w:val="center"/>
+      </w:pPr>
+      <w:r>
+        <w:rPr>
+          <w:i/>
+          <w:color w:val="595959"/>
+          <w:sz w:val="18"/>
+        </w:rPr>
+        <w:t>Figura 22 — Prancha técnica: vistas frontal/superior/lateral (cm).</w:t>
+      </w:r>
+    </w:p>
+    <w:p>
+      <w:pPr>
+        <w:jc w:val="center"/>
+      </w:pPr>
+      <w:r>
+        <w:drawing>
+          <wp:inline xmlns:a="http://schemas.openxmlformats.org/drawingml/2006/main" xmlns:pic="http://schemas.openxmlformats.org/drawingml/2006/picture">
+            <wp:extent cx="5852160" cy="4168085"/>
+            <wp:docPr id="23" name="Picture 23"/>
+            <wp:cNvGraphicFramePr>
+              <a:graphicFrameLocks noChangeAspect="1"/>
+            </wp:cNvGraphicFramePr>
+            <a:graphic>
+              <a:graphicData uri="http://schemas.openxmlformats.org/drawingml/2006/picture">
+                <pic:pic>
+                  <pic:nvPicPr>
+                    <pic:cNvPr id="0" name="esquema_eletrico.png"/>
+                    <pic:cNvPicPr/>
+                  </pic:nvPicPr>
+                  <pic:blipFill>
+                    <a:blip r:embed="rId32"/>
+                    <a:stretch>
+                      <a:fillRect/>
+                    </a:stretch>
+                  </pic:blipFill>
+                  <pic:spPr>
+                    <a:xfrm>
+                      <a:off x="0" y="0"/>
+                      <a:ext cx="5852160" cy="4168085"/>
+                    </a:xfrm>
+                    <a:prstGeom prst="rect"/>
+                  </pic:spPr>
+                </pic:pic>
+              </a:graphicData>
+            </a:graphic>
+          </wp:inline>
+        </w:drawing>
+      </w:r>
+    </w:p>
+    <w:p>
+      <w:pPr>
+        <w:jc w:val="center"/>
+      </w:pPr>
+      <w:r>
+        <w:rPr>
+          <w:i/>
+          <w:color w:val="595959"/>
+          <w:sz w:val="18"/>
+        </w:rPr>
+        <w:t>Figura 23 — Esquema elétrico (Arduino Mega + sensores + atuadores).</w:t>
+      </w:r>
+    </w:p>
+    <w:p>
+      <w:pPr>
         <w:pStyle w:val="Heading1"/>
         <w:spacing w:before="240" w:after="120"/>
       </w:pPr>

--- a/docs/relatorios/relatorio_descritivo.docx
+++ b/docs/relatorios/relatorio_descritivo.docx
@@ -2291,7 +2291,7 @@
         <w:rPr>
           <w:i w:val="0"/>
         </w:rPr>
-        <w:t>O núcleo físico é um cabeçalho C++23 livre de dependências (`tupan_core.hpp`), consumido por cinco clientes: CLI, GUI Qt5, módulo pybind11, servidor Flask e firmware (via espelho de fórmulas). A integração temporal usa passo analítico fechado para a sorção (solução exata da EDO) e passo discreto explícito para a energia, com conservação de massa verificada por teste:</w:t>
+        <w:t>O núcleo físico é um cabeçalho C++23 livre de dependências (`tupan_core.hpp`), consumido por cinco clientes: CLI, studio, módulo pybind11, servidor Flask e firmware (via espelho de fórmulas). A integração temporal usa passo analítico fechado para a sorção (solução exata da EDO) e passo discreto explícito para a energia, com conservação de massa verificada por teste:</w:t>
       </w:r>
     </w:p>
     <w:p>
@@ -5913,7 +5913,7 @@
         <w:rPr>
           <w:i w:val="0"/>
         </w:rPr>
-        <w:t>A reprodução integral deste trabalho requer apenas um toolchain GNU com C++23, Python ≥ 3.10, CMake e, opcionalmente, Qt5. Os comandos abaixo reproduzem todos os resultados das Seções 4:</w:t>
+        <w:t>A reprodução integral deste trabalho requer apenas um toolchain GNU com C++23, Python ≥ 3.10 e CMake. Os comandos abaixo reproduzem todos os resultados das Seções 4:</w:t>
       </w:r>
     </w:p>
     <w:p>
@@ -5957,7 +5957,7 @@
                 <w:rFonts w:ascii="Courier New" w:hAnsi="Courier New"/>
                 <w:sz w:val="17"/>
               </w:rPr>
-              <w:t>cmake -S src/core -B build -DCMAKE_BUILD_TYPE=Release</w:t>
+              <w:t>cmake -S . -B build -DCMAKE_BUILD_TYPE=Release</w:t>
               <w:br/>
             </w:r>
             <w:r>
@@ -9322,6 +9322,1651 @@
                 <w:sz w:val="16"/>
               </w:rPr>
               <w:t>divisor resistivo no RX do Mega</w:t>
+            </w:r>
+          </w:p>
+        </w:tc>
+      </w:tr>
+    </w:tbl>
+    <w:p/>
+    <w:p>
+      <w:pPr>
+        <w:pStyle w:val="Heading1"/>
+        <w:spacing w:before="240" w:after="120"/>
+      </w:pPr>
+      <w:r>
+        <w:t>Apêndice D — Inventário de software e scripts</w:t>
+      </w:r>
+    </w:p>
+    <w:p>
+      <w:pPr>
+        <w:spacing w:after="80" w:line="276" w:lineRule="auto"/>
+      </w:pPr>
+      <w:r>
+        <w:rPr>
+          <w:i w:val="0"/>
+        </w:rPr>
+        <w:t>Além do hardware, este trabalho entrega um conjunto de programas. Eles se dividem em três categorias que não devem ser confundidas: (i) SOFTWARE de execução — roda a física da máquina; (ii) SCRIPTS de geração — rodam offline e produzem dados e entregáveis; (iii) INFRAESTRUTURA — compila, testa, empacota e publica. A separação importa: só a categoria (i) simula o Tupan; as demais constroem o projeto ao redor dele.</w:t>
+      </w:r>
+    </w:p>
+    <w:p>
+      <w:pPr>
+        <w:spacing w:before="160" w:after="80"/>
+      </w:pPr>
+      <w:r>
+        <w:rPr>
+          <w:b/>
+          <w:color w:val="1B5E20"/>
+          <w:sz w:val="24"/>
+        </w:rPr>
+        <w:t>D.1 Software de execução (runtime) — roda a física</w:t>
+      </w:r>
+    </w:p>
+    <w:tbl>
+      <w:tblPr>
+        <w:tblStyle w:val="TableGrid"/>
+        <w:tblW w:type="auto" w:w="0"/>
+        <w:tblLook w:firstColumn="1" w:firstRow="1" w:lastColumn="0" w:lastRow="0" w:noHBand="0" w:noVBand="1" w:val="04A0"/>
+      </w:tblPr>
+      <w:tblGrid>
+        <w:gridCol w:w="3024"/>
+        <w:gridCol w:w="3024"/>
+        <w:gridCol w:w="3024"/>
+      </w:tblGrid>
+      <w:tr>
+        <w:tc>
+          <w:tcPr>
+            <w:tcW w:type="dxa" w:w="2608"/>
+            <w:shd w:val="clear" w:fill="1E3A5F"/>
+          </w:tcPr>
+          <w:p>
+            <w:pPr>
+              <w:jc w:val="center"/>
+            </w:pPr>
+            <w:r/>
+            <w:r>
+              <w:rPr>
+                <w:b/>
+                <w:color w:val="FFFFFF"/>
+                <w:sz w:val="16"/>
+              </w:rPr>
+              <w:t>Componente</w:t>
+            </w:r>
+          </w:p>
+        </w:tc>
+        <w:tc>
+          <w:tcPr>
+            <w:tcW w:type="dxa" w:w="3515"/>
+            <w:shd w:val="clear" w:fill="1E3A5F"/>
+          </w:tcPr>
+          <w:p>
+            <w:pPr>
+              <w:jc w:val="center"/>
+            </w:pPr>
+            <w:r/>
+            <w:r>
+              <w:rPr>
+                <w:b/>
+                <w:color w:val="FFFFFF"/>
+                <w:sz w:val="16"/>
+              </w:rPr>
+              <w:t>Propósito</w:t>
+            </w:r>
+          </w:p>
+        </w:tc>
+        <w:tc>
+          <w:tcPr>
+            <w:tcW w:type="dxa" w:w="3515"/>
+            <w:shd w:val="clear" w:fill="1E3A5F"/>
+          </w:tcPr>
+          <w:p>
+            <w:pPr>
+              <w:jc w:val="center"/>
+            </w:pPr>
+            <w:r/>
+            <w:r>
+              <w:rPr>
+                <w:b/>
+                <w:color w:val="FFFFFF"/>
+                <w:sz w:val="16"/>
+              </w:rPr>
+              <w:t>Importância</w:t>
+            </w:r>
+          </w:p>
+        </w:tc>
+      </w:tr>
+      <w:tr>
+        <w:tc>
+          <w:tcPr>
+            <w:tcW w:type="dxa" w:w="2608"/>
+            <w:shd w:val="clear" w:fill="F7F9FB"/>
+          </w:tcPr>
+          <w:p>
+            <w:r/>
+            <w:r>
+              <w:rPr>
+                <w:b w:val="0"/>
+                <w:sz w:val="16"/>
+              </w:rPr>
+              <w:t>src/core/tupan_core.hpp (C++23)</w:t>
+            </w:r>
+          </w:p>
+        </w:tc>
+        <w:tc>
+          <w:tcPr>
+            <w:tcW w:type="dxa" w:w="3515"/>
+            <w:shd w:val="clear" w:fill="F7F9FB"/>
+          </w:tcPr>
+          <w:p>
+            <w:r/>
+            <w:r>
+              <w:rPr>
+                <w:b w:val="0"/>
+                <w:sz w:val="16"/>
+              </w:rPr>
+              <w:t>Núcleo físico header-only: psicrometria, sorção no CaCl₂, destilação, pós-tratamento</w:t>
+            </w:r>
+          </w:p>
+        </w:tc>
+        <w:tc>
+          <w:tcPr>
+            <w:tcW w:type="dxa" w:w="3515"/>
+            <w:shd w:val="clear" w:fill="F7F9FB"/>
+          </w:tcPr>
+          <w:p>
+            <w:r/>
+            <w:r>
+              <w:rPr>
+                <w:b w:val="0"/>
+                <w:sz w:val="16"/>
+              </w:rPr>
+              <w:t>Fonte única de verdade; garante paridade numérica entre TODAS as interfaces</w:t>
+            </w:r>
+          </w:p>
+        </w:tc>
+      </w:tr>
+      <w:tr>
+        <w:tc>
+          <w:tcPr>
+            <w:tcW w:type="dxa" w:w="2608"/>
+          </w:tcPr>
+          <w:p>
+            <w:r/>
+            <w:r>
+              <w:rPr>
+                <w:b w:val="0"/>
+                <w:sz w:val="16"/>
+              </w:rPr>
+              <w:t>tupan_sim (CLI)</w:t>
+            </w:r>
+          </w:p>
+        </w:tc>
+        <w:tc>
+          <w:tcPr>
+            <w:tcW w:type="dxa" w:w="3515"/>
+          </w:tcPr>
+          <w:p>
+            <w:r/>
+            <w:r>
+              <w:rPr>
+                <w:b w:val="0"/>
+                <w:sz w:val="16"/>
+              </w:rPr>
+              <w:t>Executa um ciclo e imprime texto ou JSON</w:t>
+            </w:r>
+          </w:p>
+        </w:tc>
+        <w:tc>
+          <w:tcPr>
+            <w:tcW w:type="dxa" w:w="3515"/>
+          </w:tcPr>
+          <w:p>
+            <w:r/>
+            <w:r>
+              <w:rPr>
+                <w:b w:val="0"/>
+                <w:sz w:val="16"/>
+              </w:rPr>
+              <w:t>Base para scripts, testes rápidos e integração; menor superfície de uso</w:t>
+            </w:r>
+          </w:p>
+        </w:tc>
+      </w:tr>
+      <w:tr>
+        <w:tc>
+          <w:tcPr>
+            <w:tcW w:type="dxa" w:w="2608"/>
+            <w:shd w:val="clear" w:fill="F7F9FB"/>
+          </w:tcPr>
+          <w:p>
+            <w:r/>
+            <w:r>
+              <w:rPr>
+                <w:b w:val="0"/>
+                <w:sz w:val="16"/>
+              </w:rPr>
+              <w:t>tupan_studio</w:t>
+            </w:r>
+          </w:p>
+        </w:tc>
+        <w:tc>
+          <w:tcPr>
+            <w:tcW w:type="dxa" w:w="3515"/>
+            <w:shd w:val="clear" w:fill="F7F9FB"/>
+          </w:tcPr>
+          <w:p>
+            <w:r/>
+            <w:r>
+              <w:rPr>
+                <w:b w:val="0"/>
+                <w:sz w:val="16"/>
+              </w:rPr>
+              <w:t>UI interativa: DSL Lua (sol2) + Dear ImGui + OpenGL 3.3; cena 3D e carga de STL/OBJ</w:t>
+            </w:r>
+          </w:p>
+        </w:tc>
+        <w:tc>
+          <w:tcPr>
+            <w:tcW w:type="dxa" w:w="3515"/>
+            <w:shd w:val="clear" w:fill="F7F9FB"/>
+          </w:tcPr>
+          <w:p>
+            <w:r/>
+            <w:r>
+              <w:rPr>
+                <w:b w:val="0"/>
+                <w:sz w:val="16"/>
+              </w:rPr>
+              <w:t>Substitui a GUI Qt; demonstra e explica o ciclo de forma visual e editável</w:t>
+            </w:r>
+          </w:p>
+        </w:tc>
+      </w:tr>
+      <w:tr>
+        <w:tc>
+          <w:tcPr>
+            <w:tcW w:type="dxa" w:w="2608"/>
+          </w:tcPr>
+          <w:p>
+            <w:r/>
+            <w:r>
+              <w:rPr>
+                <w:b w:val="0"/>
+                <w:sz w:val="16"/>
+              </w:rPr>
+              <w:t>tupan_script</w:t>
+            </w:r>
+          </w:p>
+        </w:tc>
+        <w:tc>
+          <w:tcPr>
+            <w:tcW w:type="dxa" w:w="3515"/>
+          </w:tcPr>
+          <w:p>
+            <w:r/>
+            <w:r>
+              <w:rPr>
+                <w:b w:val="0"/>
+                <w:sz w:val="16"/>
+              </w:rPr>
+              <w:t>Runner Lua headless (luaaa) que expõe o núcleo como tupan.*</w:t>
+            </w:r>
+          </w:p>
+        </w:tc>
+        <w:tc>
+          <w:tcPr>
+            <w:tcW w:type="dxa" w:w="3515"/>
+          </w:tcPr>
+          <w:p>
+            <w:r/>
+            <w:r>
+              <w:rPr>
+                <w:b w:val="0"/>
+                <w:sz w:val="16"/>
+              </w:rPr>
+              <w:t>Automação em lote e ensino sem janela; liga o núcleo a scripts</w:t>
+            </w:r>
+          </w:p>
+        </w:tc>
+      </w:tr>
+      <w:tr>
+        <w:tc>
+          <w:tcPr>
+            <w:tcW w:type="dxa" w:w="2608"/>
+            <w:shd w:val="clear" w:fill="F7F9FB"/>
+          </w:tcPr>
+          <w:p>
+            <w:r/>
+            <w:r>
+              <w:rPr>
+                <w:b w:val="0"/>
+                <w:sz w:val="16"/>
+              </w:rPr>
+              <w:t>tupan_native (.so)</w:t>
+            </w:r>
+          </w:p>
+        </w:tc>
+        <w:tc>
+          <w:tcPr>
+            <w:tcW w:type="dxa" w:w="3515"/>
+            <w:shd w:val="clear" w:fill="F7F9FB"/>
+          </w:tcPr>
+          <w:p>
+            <w:r/>
+            <w:r>
+              <w:rPr>
+                <w:b w:val="0"/>
+                <w:sz w:val="16"/>
+              </w:rPr>
+              <w:t>Módulo Python via pybind11</w:t>
+            </w:r>
+          </w:p>
+        </w:tc>
+        <w:tc>
+          <w:tcPr>
+            <w:tcW w:type="dxa" w:w="3515"/>
+            <w:shd w:val="clear" w:fill="F7F9FB"/>
+          </w:tcPr>
+          <w:p>
+            <w:r/>
+            <w:r>
+              <w:rPr>
+                <w:b w:val="0"/>
+                <w:sz w:val="16"/>
+              </w:rPr>
+              <w:t>Permite que web, pipeline e testes usem a física C++ (desempenho e paridade)</w:t>
+            </w:r>
+          </w:p>
+        </w:tc>
+      </w:tr>
+      <w:tr>
+        <w:tc>
+          <w:tcPr>
+            <w:tcW w:type="dxa" w:w="2608"/>
+          </w:tcPr>
+          <w:p>
+            <w:r/>
+            <w:r>
+              <w:rPr>
+                <w:b w:val="0"/>
+                <w:sz w:val="16"/>
+              </w:rPr>
+              <w:t>tupan_tests</w:t>
+            </w:r>
+          </w:p>
+        </w:tc>
+        <w:tc>
+          <w:tcPr>
+            <w:tcW w:type="dxa" w:w="3515"/>
+          </w:tcPr>
+          <w:p>
+            <w:r/>
+            <w:r>
+              <w:rPr>
+                <w:b w:val="0"/>
+                <w:sz w:val="16"/>
+              </w:rPr>
+              <w:t>35 testes unitários (CTest)</w:t>
+            </w:r>
+          </w:p>
+        </w:tc>
+        <w:tc>
+          <w:tcPr>
+            <w:tcW w:type="dxa" w:w="3515"/>
+          </w:tcPr>
+          <w:p>
+            <w:r/>
+            <w:r>
+              <w:rPr>
+                <w:b w:val="0"/>
+                <w:sz w:val="16"/>
+              </w:rPr>
+              <w:t>Trava a correção físico-numérica; impede regressões</w:t>
+            </w:r>
+          </w:p>
+        </w:tc>
+      </w:tr>
+      <w:tr>
+        <w:tc>
+          <w:tcPr>
+            <w:tcW w:type="dxa" w:w="2608"/>
+            <w:shd w:val="clear" w:fill="F7F9FB"/>
+          </w:tcPr>
+          <w:p>
+            <w:r/>
+            <w:r>
+              <w:rPr>
+                <w:b w:val="0"/>
+                <w:sz w:val="16"/>
+              </w:rPr>
+              <w:t>src/firmware (Arduino Mega, C++20)</w:t>
+            </w:r>
+          </w:p>
+        </w:tc>
+        <w:tc>
+          <w:tcPr>
+            <w:tcW w:type="dxa" w:w="3515"/>
+            <w:shd w:val="clear" w:fill="F7F9FB"/>
+          </w:tcPr>
+          <w:p>
+            <w:r/>
+            <w:r>
+              <w:rPr>
+                <w:b w:val="0"/>
+                <w:sz w:val="16"/>
+              </w:rPr>
+              <w:t>Firmware MVC + FSM: OCIOSO/INTAKE/REGEN/DESTIL/CHEIO/ERRO</w:t>
+            </w:r>
+          </w:p>
+        </w:tc>
+        <w:tc>
+          <w:tcPr>
+            <w:tcW w:type="dxa" w:w="3515"/>
+            <w:shd w:val="clear" w:fill="F7F9FB"/>
+          </w:tcPr>
+          <w:p>
+            <w:r/>
+            <w:r>
+              <w:rPr>
+                <w:b w:val="0"/>
+                <w:sz w:val="16"/>
+              </w:rPr>
+              <w:t>Controla o hardware real (ventoinhas, solenoide, servo, UV, sensores)</w:t>
+            </w:r>
+          </w:p>
+        </w:tc>
+      </w:tr>
+    </w:tbl>
+    <w:p/>
+    <w:p>
+      <w:pPr>
+        <w:spacing w:before="160" w:after="80"/>
+      </w:pPr>
+      <w:r>
+        <w:rPr>
+          <w:b/>
+          <w:color w:val="1B5E20"/>
+          <w:sz w:val="24"/>
+        </w:rPr>
+        <w:t>D.2 Scripts de geração (offline) — produzem dados e entregáveis</w:t>
+      </w:r>
+    </w:p>
+    <w:tbl>
+      <w:tblPr>
+        <w:tblStyle w:val="TableGrid"/>
+        <w:tblW w:type="auto" w:w="0"/>
+        <w:tblLook w:firstColumn="1" w:firstRow="1" w:lastColumn="0" w:lastRow="0" w:noHBand="0" w:noVBand="1" w:val="04A0"/>
+      </w:tblPr>
+      <w:tblGrid>
+        <w:gridCol w:w="3024"/>
+        <w:gridCol w:w="3024"/>
+        <w:gridCol w:w="3024"/>
+      </w:tblGrid>
+      <w:tr>
+        <w:tc>
+          <w:tcPr>
+            <w:tcW w:type="dxa" w:w="2835"/>
+            <w:shd w:val="clear" w:fill="1E3A5F"/>
+          </w:tcPr>
+          <w:p>
+            <w:pPr>
+              <w:jc w:val="center"/>
+            </w:pPr>
+            <w:r/>
+            <w:r>
+              <w:rPr>
+                <w:b/>
+                <w:color w:val="FFFFFF"/>
+                <w:sz w:val="16"/>
+              </w:rPr>
+              <w:t>Script</w:t>
+            </w:r>
+          </w:p>
+        </w:tc>
+        <w:tc>
+          <w:tcPr>
+            <w:tcW w:type="dxa" w:w="3402"/>
+            <w:shd w:val="clear" w:fill="1E3A5F"/>
+          </w:tcPr>
+          <w:p>
+            <w:pPr>
+              <w:jc w:val="center"/>
+            </w:pPr>
+            <w:r/>
+            <w:r>
+              <w:rPr>
+                <w:b/>
+                <w:color w:val="FFFFFF"/>
+                <w:sz w:val="16"/>
+              </w:rPr>
+              <w:t>Propósito</w:t>
+            </w:r>
+          </w:p>
+        </w:tc>
+        <w:tc>
+          <w:tcPr>
+            <w:tcW w:type="dxa" w:w="3402"/>
+            <w:shd w:val="clear" w:fill="1E3A5F"/>
+          </w:tcPr>
+          <w:p>
+            <w:pPr>
+              <w:jc w:val="center"/>
+            </w:pPr>
+            <w:r/>
+            <w:r>
+              <w:rPr>
+                <w:b/>
+                <w:color w:val="FFFFFF"/>
+                <w:sz w:val="16"/>
+              </w:rPr>
+              <w:t>Importância</w:t>
+            </w:r>
+          </w:p>
+        </w:tc>
+      </w:tr>
+      <w:tr>
+        <w:tc>
+          <w:tcPr>
+            <w:tcW w:type="dxa" w:w="2835"/>
+            <w:shd w:val="clear" w:fill="F7F9FB"/>
+          </w:tcPr>
+          <w:p>
+            <w:r/>
+            <w:r>
+              <w:rPr>
+                <w:b w:val="0"/>
+                <w:sz w:val="16"/>
+              </w:rPr>
+              <w:t>tools/pipeline/analise_dados.py</w:t>
+            </w:r>
+          </w:p>
+        </w:tc>
+        <w:tc>
+          <w:tcPr>
+            <w:tcW w:type="dxa" w:w="3402"/>
+            <w:shd w:val="clear" w:fill="F7F9FB"/>
+          </w:tcPr>
+          <w:p>
+            <w:r/>
+            <w:r>
+              <w:rPr>
+                <w:b w:val="0"/>
+                <w:sz w:val="16"/>
+              </w:rPr>
+              <w:t>Baixa ERA5/Open-Meteo e treina o modelo de ML, projetando a produção</w:t>
+            </w:r>
+          </w:p>
+        </w:tc>
+        <w:tc>
+          <w:tcPr>
+            <w:tcW w:type="dxa" w:w="3402"/>
+            <w:shd w:val="clear" w:fill="F7F9FB"/>
+          </w:tcPr>
+          <w:p>
+            <w:r/>
+            <w:r>
+              <w:rPr>
+                <w:b w:val="0"/>
+                <w:sz w:val="16"/>
+              </w:rPr>
+              <w:t>Dá base climática REAL ao projeto (14.616 h), em vez de suposições</w:t>
+            </w:r>
+          </w:p>
+        </w:tc>
+      </w:tr>
+      <w:tr>
+        <w:tc>
+          <w:tcPr>
+            <w:tcW w:type="dxa" w:w="2835"/>
+          </w:tcPr>
+          <w:p>
+            <w:r/>
+            <w:r>
+              <w:rPr>
+                <w:b w:val="0"/>
+                <w:sz w:val="16"/>
+              </w:rPr>
+              <w:t>tools/pipeline/custo_energia.py</w:t>
+            </w:r>
+          </w:p>
+        </w:tc>
+        <w:tc>
+          <w:tcPr>
+            <w:tcW w:type="dxa" w:w="3402"/>
+          </w:tcPr>
+          <w:p>
+            <w:r/>
+            <w:r>
+              <w:rPr>
+                <w:b w:val="0"/>
+                <w:sz w:val="16"/>
+              </w:rPr>
+              <w:t>Calcula custo com tarifas ANEEL, bandeiras e Tarifa Social</w:t>
+            </w:r>
+          </w:p>
+        </w:tc>
+        <w:tc>
+          <w:tcPr>
+            <w:tcW w:type="dxa" w:w="3402"/>
+          </w:tcPr>
+          <w:p>
+            <w:r/>
+            <w:r>
+              <w:rPr>
+                <w:b w:val="0"/>
+                <w:sz w:val="16"/>
+              </w:rPr>
+              <w:t>Sustenta a análise econômica (R$/L) e a discussão de equidade</w:t>
+            </w:r>
+          </w:p>
+        </w:tc>
+      </w:tr>
+      <w:tr>
+        <w:tc>
+          <w:tcPr>
+            <w:tcW w:type="dxa" w:w="2835"/>
+            <w:shd w:val="clear" w:fill="F7F9FB"/>
+          </w:tcPr>
+          <w:p>
+            <w:r/>
+            <w:r>
+              <w:rPr>
+                <w:b w:val="0"/>
+                <w:sz w:val="16"/>
+              </w:rPr>
+              <w:t>tools/midia/gerar_imagens.py</w:t>
+            </w:r>
+          </w:p>
+        </w:tc>
+        <w:tc>
+          <w:tcPr>
+            <w:tcW w:type="dxa" w:w="3402"/>
+            <w:shd w:val="clear" w:fill="F7F9FB"/>
+          </w:tcPr>
+          <w:p>
+            <w:r/>
+            <w:r>
+              <w:rPr>
+                <w:b w:val="0"/>
+                <w:sz w:val="16"/>
+              </w:rPr>
+              <w:t>Gera renders de design e gráficos de engenharia</w:t>
+            </w:r>
+          </w:p>
+        </w:tc>
+        <w:tc>
+          <w:tcPr>
+            <w:tcW w:type="dxa" w:w="3402"/>
+            <w:shd w:val="clear" w:fill="F7F9FB"/>
+          </w:tcPr>
+          <w:p>
+            <w:r/>
+            <w:r>
+              <w:rPr>
+                <w:b w:val="0"/>
+                <w:sz w:val="16"/>
+              </w:rPr>
+              <w:t>Alimenta relatório e pitch com figuras técnicas consistentes</w:t>
+            </w:r>
+          </w:p>
+        </w:tc>
+      </w:tr>
+      <w:tr>
+        <w:tc>
+          <w:tcPr>
+            <w:tcW w:type="dxa" w:w="2835"/>
+          </w:tcPr>
+          <w:p>
+            <w:r/>
+            <w:r>
+              <w:rPr>
+                <w:b w:val="0"/>
+                <w:sz w:val="16"/>
+              </w:rPr>
+              <w:t>tools/midia/gerar_mapas.py</w:t>
+            </w:r>
+          </w:p>
+        </w:tc>
+        <w:tc>
+          <w:tcPr>
+            <w:tcW w:type="dxa" w:w="3402"/>
+          </w:tcPr>
+          <w:p>
+            <w:r/>
+            <w:r>
+              <w:rPr>
+                <w:b w:val="0"/>
+                <w:sz w:val="16"/>
+              </w:rPr>
+              <w:t>Gera 5 mapas temáticos do Brasil (UR, produção, viabilidade, biomas)</w:t>
+            </w:r>
+          </w:p>
+        </w:tc>
+        <w:tc>
+          <w:tcPr>
+            <w:tcW w:type="dxa" w:w="3402"/>
+          </w:tcPr>
+          <w:p>
+            <w:r/>
+            <w:r>
+              <w:rPr>
+                <w:b w:val="0"/>
+                <w:sz w:val="16"/>
+              </w:rPr>
+              <w:t>Mostra ONDE o Tupan é viável, por estado, a partir de dados</w:t>
+            </w:r>
+          </w:p>
+        </w:tc>
+      </w:tr>
+      <w:tr>
+        <w:tc>
+          <w:tcPr>
+            <w:tcW w:type="dxa" w:w="2835"/>
+            <w:shd w:val="clear" w:fill="F7F9FB"/>
+          </w:tcPr>
+          <w:p>
+            <w:r/>
+            <w:r>
+              <w:rPr>
+                <w:b w:val="0"/>
+                <w:sz w:val="16"/>
+              </w:rPr>
+              <w:t>tools/midia/gerar_mockups_app.py</w:t>
+            </w:r>
+          </w:p>
+        </w:tc>
+        <w:tc>
+          <w:tcPr>
+            <w:tcW w:type="dxa" w:w="3402"/>
+            <w:shd w:val="clear" w:fill="F7F9FB"/>
+          </w:tcPr>
+          <w:p>
+            <w:r/>
+            <w:r>
+              <w:rPr>
+                <w:b w:val="0"/>
+                <w:sz w:val="16"/>
+              </w:rPr>
+              <w:t>Gera 6 telas do app companheiro IoT</w:t>
+            </w:r>
+          </w:p>
+        </w:tc>
+        <w:tc>
+          <w:tcPr>
+            <w:tcW w:type="dxa" w:w="3402"/>
+            <w:shd w:val="clear" w:fill="F7F9FB"/>
+          </w:tcPr>
+          <w:p>
+            <w:r/>
+            <w:r>
+              <w:rPr>
+                <w:b w:val="0"/>
+                <w:sz w:val="16"/>
+              </w:rPr>
+              <w:t>Especifica a interface móvel futura (contrato visual, não desenho solto)</w:t>
+            </w:r>
+          </w:p>
+        </w:tc>
+      </w:tr>
+      <w:tr>
+        <w:tc>
+          <w:tcPr>
+            <w:tcW w:type="dxa" w:w="2835"/>
+          </w:tcPr>
+          <w:p>
+            <w:r/>
+            <w:r>
+              <w:rPr>
+                <w:b w:val="0"/>
+                <w:sz w:val="16"/>
+              </w:rPr>
+              <w:t>tools/cad/gerar_cad.py</w:t>
+            </w:r>
+          </w:p>
+        </w:tc>
+        <w:tc>
+          <w:tcPr>
+            <w:tcW w:type="dxa" w:w="3402"/>
+          </w:tcPr>
+          <w:p>
+            <w:r/>
+            <w:r>
+              <w:rPr>
+                <w:b w:val="0"/>
+                <w:sz w:val="16"/>
+              </w:rPr>
+              <w:t>Gera DXF, STL, SCAD e prancha técnica das mesmas dimensões</w:t>
+            </w:r>
+          </w:p>
+        </w:tc>
+        <w:tc>
+          <w:tcPr>
+            <w:tcW w:type="dxa" w:w="3402"/>
+          </w:tcPr>
+          <w:p>
+            <w:r/>
+            <w:r>
+              <w:rPr>
+                <w:b w:val="0"/>
+                <w:sz w:val="16"/>
+              </w:rPr>
+              <w:t>Traduz o desenho em arquivos de fabricação/open CAD; o STL é carregado no studio</w:t>
+            </w:r>
+          </w:p>
+        </w:tc>
+      </w:tr>
+      <w:tr>
+        <w:tc>
+          <w:tcPr>
+            <w:tcW w:type="dxa" w:w="2835"/>
+            <w:shd w:val="clear" w:fill="F7F9FB"/>
+          </w:tcPr>
+          <w:p>
+            <w:r/>
+            <w:r>
+              <w:rPr>
+                <w:b w:val="0"/>
+                <w:sz w:val="16"/>
+              </w:rPr>
+              <w:t>tools/cad/esquema_eletrico.py</w:t>
+            </w:r>
+          </w:p>
+        </w:tc>
+        <w:tc>
+          <w:tcPr>
+            <w:tcW w:type="dxa" w:w="3402"/>
+            <w:shd w:val="clear" w:fill="F7F9FB"/>
+          </w:tcPr>
+          <w:p>
+            <w:r/>
+            <w:r>
+              <w:rPr>
+                <w:b w:val="0"/>
+                <w:sz w:val="16"/>
+              </w:rPr>
+              <w:t>Desenha o esquema elétrico (PNG/SVG)</w:t>
+            </w:r>
+          </w:p>
+        </w:tc>
+        <w:tc>
+          <w:tcPr>
+            <w:tcW w:type="dxa" w:w="3402"/>
+            <w:shd w:val="clear" w:fill="F7F9FB"/>
+          </w:tcPr>
+          <w:p>
+            <w:r/>
+            <w:r>
+              <w:rPr>
+                <w:b w:val="0"/>
+                <w:sz w:val="16"/>
+              </w:rPr>
+              <w:t>Documenta a fiação e reforça a segurança elétrica (NBR 5410)</w:t>
+            </w:r>
+          </w:p>
+        </w:tc>
+      </w:tr>
+      <w:tr>
+        <w:tc>
+          <w:tcPr>
+            <w:tcW w:type="dxa" w:w="2835"/>
+          </w:tcPr>
+          <w:p>
+            <w:r/>
+            <w:r>
+              <w:rPr>
+                <w:b w:val="0"/>
+                <w:sz w:val="16"/>
+              </w:rPr>
+              <w:t>tools/geradores/gerar_relatorio.py</w:t>
+            </w:r>
+          </w:p>
+        </w:tc>
+        <w:tc>
+          <w:tcPr>
+            <w:tcW w:type="dxa" w:w="3402"/>
+          </w:tcPr>
+          <w:p>
+            <w:r/>
+            <w:r>
+              <w:rPr>
+                <w:b w:val="0"/>
+                <w:sz w:val="16"/>
+              </w:rPr>
+              <w:t>Monta o artigo ABNT (.docx) com 23 figuras</w:t>
+            </w:r>
+          </w:p>
+        </w:tc>
+        <w:tc>
+          <w:tcPr>
+            <w:tcW w:type="dxa" w:w="3402"/>
+          </w:tcPr>
+          <w:p>
+            <w:r/>
+            <w:r>
+              <w:rPr>
+                <w:b w:val="0"/>
+                <w:sz w:val="16"/>
+              </w:rPr>
+              <w:t>Entregável acadêmico principal; reprodutível a partir do código</w:t>
+            </w:r>
+          </w:p>
+        </w:tc>
+      </w:tr>
+      <w:tr>
+        <w:tc>
+          <w:tcPr>
+            <w:tcW w:type="dxa" w:w="2835"/>
+            <w:shd w:val="clear" w:fill="F7F9FB"/>
+          </w:tcPr>
+          <w:p>
+            <w:r/>
+            <w:r>
+              <w:rPr>
+                <w:b w:val="0"/>
+                <w:sz w:val="16"/>
+              </w:rPr>
+              <w:t>tools/geradores/gerar_pitch.py</w:t>
+            </w:r>
+          </w:p>
+        </w:tc>
+        <w:tc>
+          <w:tcPr>
+            <w:tcW w:type="dxa" w:w="3402"/>
+            <w:shd w:val="clear" w:fill="F7F9FB"/>
+          </w:tcPr>
+          <w:p>
+            <w:r/>
+            <w:r>
+              <w:rPr>
+                <w:b w:val="0"/>
+                <w:sz w:val="16"/>
+              </w:rPr>
+              <w:t>Monta a apresentação (.pptx, 18 slides)</w:t>
+            </w:r>
+          </w:p>
+        </w:tc>
+        <w:tc>
+          <w:tcPr>
+            <w:tcW w:type="dxa" w:w="3402"/>
+            <w:shd w:val="clear" w:fill="F7F9FB"/>
+          </w:tcPr>
+          <w:p>
+            <w:r/>
+            <w:r>
+              <w:rPr>
+                <w:b w:val="0"/>
+                <w:sz w:val="16"/>
+              </w:rPr>
+              <w:t>Entregável de comunicação; reconstrói-se a partir da mídia gerada</w:t>
+            </w:r>
+          </w:p>
+        </w:tc>
+      </w:tr>
+      <w:tr>
+        <w:tc>
+          <w:tcPr>
+            <w:tcW w:type="dxa" w:w="2835"/>
+          </w:tcPr>
+          <w:p>
+            <w:r/>
+            <w:r>
+              <w:rPr>
+                <w:b w:val="0"/>
+                <w:sz w:val="16"/>
+              </w:rPr>
+              <w:t>tools/geradores/diagramas_uml.py</w:t>
+            </w:r>
+          </w:p>
+        </w:tc>
+        <w:tc>
+          <w:tcPr>
+            <w:tcW w:type="dxa" w:w="3402"/>
+          </w:tcPr>
+          <w:p>
+            <w:r/>
+            <w:r>
+              <w:rPr>
+                <w:b w:val="0"/>
+                <w:sz w:val="16"/>
+              </w:rPr>
+              <w:t>Gera diagramas UML e o fluxograma do firmware</w:t>
+            </w:r>
+          </w:p>
+        </w:tc>
+        <w:tc>
+          <w:tcPr>
+            <w:tcW w:type="dxa" w:w="3402"/>
+          </w:tcPr>
+          <w:p>
+            <w:r/>
+            <w:r>
+              <w:rPr>
+                <w:b w:val="0"/>
+                <w:sz w:val="16"/>
+              </w:rPr>
+              <w:t>Documenta a arquitetura de software e o comportamento da FSM</w:t>
+            </w:r>
+          </w:p>
+        </w:tc>
+      </w:tr>
+      <w:tr>
+        <w:tc>
+          <w:tcPr>
+            <w:tcW w:type="dxa" w:w="2835"/>
+            <w:shd w:val="clear" w:fill="F7F9FB"/>
+          </w:tcPr>
+          <w:p>
+            <w:r/>
+            <w:r>
+              <w:rPr>
+                <w:b w:val="0"/>
+                <w:sz w:val="16"/>
+              </w:rPr>
+              <w:t>tools/server/run_server.py</w:t>
+            </w:r>
+          </w:p>
+        </w:tc>
+        <w:tc>
+          <w:tcPr>
+            <w:tcW w:type="dxa" w:w="3402"/>
+            <w:shd w:val="clear" w:fill="F7F9FB"/>
+          </w:tcPr>
+          <w:p>
+            <w:r/>
+            <w:r>
+              <w:rPr>
+                <w:b w:val="0"/>
+                <w:sz w:val="16"/>
+              </w:rPr>
+              <w:t>Entrypoint empacotável do serviço web (Waitress/Flask)</w:t>
+            </w:r>
+          </w:p>
+        </w:tc>
+        <w:tc>
+          <w:tcPr>
+            <w:tcW w:type="dxa" w:w="3402"/>
+            <w:shd w:val="clear" w:fill="F7F9FB"/>
+          </w:tcPr>
+          <w:p>
+            <w:r/>
+            <w:r>
+              <w:rPr>
+                <w:b w:val="0"/>
+                <w:sz w:val="16"/>
+              </w:rPr>
+              <w:t>Permite distribuir o simulador como um executável único</w:t>
+            </w:r>
+          </w:p>
+        </w:tc>
+      </w:tr>
+    </w:tbl>
+    <w:p/>
+    <w:p>
+      <w:pPr>
+        <w:spacing w:before="160" w:after="80"/>
+      </w:pPr>
+      <w:r>
+        <w:rPr>
+          <w:b/>
+          <w:color w:val="1B5E20"/>
+          <w:sz w:val="24"/>
+        </w:rPr>
+        <w:t>D.3 Microsserviço web, testes, build e entrega</w:t>
+      </w:r>
+    </w:p>
+    <w:tbl>
+      <w:tblPr>
+        <w:tblStyle w:val="TableGrid"/>
+        <w:tblW w:type="auto" w:w="0"/>
+        <w:tblLook w:firstColumn="1" w:firstRow="1" w:lastColumn="0" w:lastRow="0" w:noHBand="0" w:noVBand="1" w:val="04A0"/>
+      </w:tblPr>
+      <w:tblGrid>
+        <w:gridCol w:w="3024"/>
+        <w:gridCol w:w="3024"/>
+        <w:gridCol w:w="3024"/>
+      </w:tblGrid>
+      <w:tr>
+        <w:tc>
+          <w:tcPr>
+            <w:tcW w:type="dxa" w:w="3061"/>
+            <w:shd w:val="clear" w:fill="1E3A5F"/>
+          </w:tcPr>
+          <w:p>
+            <w:pPr>
+              <w:jc w:val="center"/>
+            </w:pPr>
+            <w:r/>
+            <w:r>
+              <w:rPr>
+                <w:b/>
+                <w:color w:val="FFFFFF"/>
+                <w:sz w:val="16"/>
+              </w:rPr>
+              <w:t>Componente</w:t>
+            </w:r>
+          </w:p>
+        </w:tc>
+        <w:tc>
+          <w:tcPr>
+            <w:tcW w:type="dxa" w:w="3402"/>
+            <w:shd w:val="clear" w:fill="1E3A5F"/>
+          </w:tcPr>
+          <w:p>
+            <w:pPr>
+              <w:jc w:val="center"/>
+            </w:pPr>
+            <w:r/>
+            <w:r>
+              <w:rPr>
+                <w:b/>
+                <w:color w:val="FFFFFF"/>
+                <w:sz w:val="16"/>
+              </w:rPr>
+              <w:t>Propósito</w:t>
+            </w:r>
+          </w:p>
+        </w:tc>
+        <w:tc>
+          <w:tcPr>
+            <w:tcW w:type="dxa" w:w="3175"/>
+            <w:shd w:val="clear" w:fill="1E3A5F"/>
+          </w:tcPr>
+          <w:p>
+            <w:pPr>
+              <w:jc w:val="center"/>
+            </w:pPr>
+            <w:r/>
+            <w:r>
+              <w:rPr>
+                <w:b/>
+                <w:color w:val="FFFFFF"/>
+                <w:sz w:val="16"/>
+              </w:rPr>
+              <w:t>Importância</w:t>
+            </w:r>
+          </w:p>
+        </w:tc>
+      </w:tr>
+      <w:tr>
+        <w:tc>
+          <w:tcPr>
+            <w:tcW w:type="dxa" w:w="3061"/>
+            <w:shd w:val="clear" w:fill="F7F9FB"/>
+          </w:tcPr>
+          <w:p>
+            <w:r/>
+            <w:r>
+              <w:rPr>
+                <w:b w:val="0"/>
+                <w:sz w:val="16"/>
+              </w:rPr>
+              <w:t>tools/server/simulador_tupan.py</w:t>
+            </w:r>
+          </w:p>
+        </w:tc>
+        <w:tc>
+          <w:tcPr>
+            <w:tcW w:type="dxa" w:w="3402"/>
+            <w:shd w:val="clear" w:fill="F7F9FB"/>
+          </w:tcPr>
+          <w:p>
+            <w:r/>
+            <w:r>
+              <w:rPr>
+                <w:b w:val="0"/>
+                <w:sz w:val="16"/>
+              </w:rPr>
+              <w:t>Microsserviço Flask: REST + UI; usa tupan_native com fallback Python</w:t>
+            </w:r>
+          </w:p>
+        </w:tc>
+        <w:tc>
+          <w:tcPr>
+            <w:tcW w:type="dxa" w:w="3175"/>
+            <w:shd w:val="clear" w:fill="F7F9FB"/>
+          </w:tcPr>
+          <w:p>
+            <w:r/>
+            <w:r>
+              <w:rPr>
+                <w:b w:val="0"/>
+                <w:sz w:val="16"/>
+              </w:rPr>
+              <w:t>É a "versão web" da mesma máquina; experimentação sem hardware</w:t>
+            </w:r>
+          </w:p>
+        </w:tc>
+      </w:tr>
+      <w:tr>
+        <w:tc>
+          <w:tcPr>
+            <w:tcW w:type="dxa" w:w="3061"/>
+          </w:tcPr>
+          <w:p>
+            <w:r/>
+            <w:r>
+              <w:rPr>
+                <w:b w:val="0"/>
+                <w:sz w:val="16"/>
+              </w:rPr>
+              <w:t>tools/server/templates/simulacao.html</w:t>
+            </w:r>
+          </w:p>
+        </w:tc>
+        <w:tc>
+          <w:tcPr>
+            <w:tcW w:type="dxa" w:w="3402"/>
+          </w:tcPr>
+          <w:p>
+            <w:r/>
+            <w:r>
+              <w:rPr>
+                <w:b w:val="0"/>
+                <w:sz w:val="16"/>
+              </w:rPr>
+              <w:t>Frontend (sliders, canvas da sala, tabela de frota)</w:t>
+            </w:r>
+          </w:p>
+        </w:tc>
+        <w:tc>
+          <w:tcPr>
+            <w:tcW w:type="dxa" w:w="3175"/>
+          </w:tcPr>
+          <w:p>
+            <w:r/>
+            <w:r>
+              <w:rPr>
+                <w:b w:val="0"/>
+                <w:sz w:val="16"/>
+              </w:rPr>
+              <w:t>Interface acessível no navegador, sem instalar nada</w:t>
+            </w:r>
+          </w:p>
+        </w:tc>
+      </w:tr>
+      <w:tr>
+        <w:tc>
+          <w:tcPr>
+            <w:tcW w:type="dxa" w:w="3061"/>
+            <w:shd w:val="clear" w:fill="F7F9FB"/>
+          </w:tcPr>
+          <w:p>
+            <w:r/>
+            <w:r>
+              <w:rPr>
+                <w:b w:val="0"/>
+                <w:sz w:val="16"/>
+              </w:rPr>
+              <w:t>tools/tests/test_simulador.py</w:t>
+            </w:r>
+          </w:p>
+        </w:tc>
+        <w:tc>
+          <w:tcPr>
+            <w:tcW w:type="dxa" w:w="3402"/>
+            <w:shd w:val="clear" w:fill="F7F9FB"/>
+          </w:tcPr>
+          <w:p>
+            <w:r/>
+            <w:r>
+              <w:rPr>
+                <w:b w:val="0"/>
+                <w:sz w:val="16"/>
+              </w:rPr>
+              <w:t>Testes pytest do serviço e do contrato REST</w:t>
+            </w:r>
+          </w:p>
+        </w:tc>
+        <w:tc>
+          <w:tcPr>
+            <w:tcW w:type="dxa" w:w="3175"/>
+            <w:shd w:val="clear" w:fill="F7F9FB"/>
+          </w:tcPr>
+          <w:p>
+            <w:r/>
+            <w:r>
+              <w:rPr>
+                <w:b w:val="0"/>
+                <w:sz w:val="16"/>
+              </w:rPr>
+              <w:t>Garante que a API permaneça estável (paridade nativo↔web)</w:t>
+            </w:r>
+          </w:p>
+        </w:tc>
+      </w:tr>
+      <w:tr>
+        <w:tc>
+          <w:tcPr>
+            <w:tcW w:type="dxa" w:w="3061"/>
+          </w:tcPr>
+          <w:p>
+            <w:r/>
+            <w:r>
+              <w:rPr>
+                <w:b w:val="0"/>
+                <w:sz w:val="16"/>
+              </w:rPr>
+              <w:t>CMakeLists.txt / src/core/CMakeLists.txt</w:t>
+            </w:r>
+          </w:p>
+        </w:tc>
+        <w:tc>
+          <w:tcPr>
+            <w:tcW w:type="dxa" w:w="3402"/>
+          </w:tcPr>
+          <w:p>
+            <w:r/>
+            <w:r>
+              <w:rPr>
+                <w:b w:val="0"/>
+                <w:sz w:val="16"/>
+              </w:rPr>
+              <w:t>Build C++23 (núcleo, studio, scripting, pybind)</w:t>
+            </w:r>
+          </w:p>
+        </w:tc>
+        <w:tc>
+          <w:tcPr>
+            <w:tcW w:type="dxa" w:w="3175"/>
+          </w:tcPr>
+          <w:p>
+            <w:r/>
+            <w:r>
+              <w:rPr>
+                <w:b w:val="0"/>
+                <w:sz w:val="16"/>
+              </w:rPr>
+              <w:t>Reprodutibilidade e detecção de dependências</w:t>
+            </w:r>
+          </w:p>
+        </w:tc>
+      </w:tr>
+      <w:tr>
+        <w:tc>
+          <w:tcPr>
+            <w:tcW w:type="dxa" w:w="3061"/>
+            <w:shd w:val="clear" w:fill="F7F9FB"/>
+          </w:tcPr>
+          <w:p>
+            <w:r/>
+            <w:r>
+              <w:rPr>
+                <w:b w:val="0"/>
+                <w:sz w:val="16"/>
+              </w:rPr>
+              <w:t>scripts/build-linux.sh / build-windows.bat</w:t>
+            </w:r>
+          </w:p>
+        </w:tc>
+        <w:tc>
+          <w:tcPr>
+            <w:tcW w:type="dxa" w:w="3402"/>
+            <w:shd w:val="clear" w:fill="F7F9FB"/>
+          </w:tcPr>
+          <w:p>
+            <w:r/>
+            <w:r>
+              <w:rPr>
+                <w:b w:val="0"/>
+                <w:sz w:val="16"/>
+              </w:rPr>
+              <w:t>Compilação por sistema operacional</w:t>
+            </w:r>
+          </w:p>
+        </w:tc>
+        <w:tc>
+          <w:tcPr>
+            <w:tcW w:type="dxa" w:w="3175"/>
+            <w:shd w:val="clear" w:fill="F7F9FB"/>
+          </w:tcPr>
+          <w:p>
+            <w:r/>
+            <w:r>
+              <w:rPr>
+                <w:b w:val="0"/>
+                <w:sz w:val="16"/>
+              </w:rPr>
+              <w:t>Facilita setup em Linux (Arch/Debian) e Windows 10/11</w:t>
+            </w:r>
+          </w:p>
+        </w:tc>
+      </w:tr>
+      <w:tr>
+        <w:tc>
+          <w:tcPr>
+            <w:tcW w:type="dxa" w:w="3061"/>
+          </w:tcPr>
+          <w:p>
+            <w:r/>
+            <w:r>
+              <w:rPr>
+                <w:b w:val="0"/>
+                <w:sz w:val="16"/>
+              </w:rPr>
+              <w:t>scripts/build-docker.sh + docker/Dockerfile + docker-compose.yml</w:t>
+            </w:r>
+          </w:p>
+        </w:tc>
+        <w:tc>
+          <w:tcPr>
+            <w:tcW w:type="dxa" w:w="3402"/>
+          </w:tcPr>
+          <w:p>
+            <w:r/>
+            <w:r>
+              <w:rPr>
+                <w:b w:val="0"/>
+                <w:sz w:val="16"/>
+              </w:rPr>
+              <w:t>Imagem multi-stage (core/web) com healthcheck</w:t>
+            </w:r>
+          </w:p>
+        </w:tc>
+        <w:tc>
+          <w:tcPr>
+            <w:tcW w:type="dxa" w:w="3175"/>
+          </w:tcPr>
+          <w:p>
+            <w:r/>
+            <w:r>
+              <w:rPr>
+                <w:b w:val="0"/>
+                <w:sz w:val="16"/>
+              </w:rPr>
+              <w:t>Entrega isolada e reprodutível; base para nuvem</w:t>
+            </w:r>
+          </w:p>
+        </w:tc>
+      </w:tr>
+      <w:tr>
+        <w:tc>
+          <w:tcPr>
+            <w:tcW w:type="dxa" w:w="3061"/>
+            <w:shd w:val="clear" w:fill="F7F9FB"/>
+          </w:tcPr>
+          <w:p>
+            <w:r/>
+            <w:r>
+              <w:rPr>
+                <w:b w:val="0"/>
+                <w:sz w:val="16"/>
+              </w:rPr>
+              <w:t>scripts/deploy-k8s.sh + deploy/k8s/*</w:t>
+            </w:r>
+          </w:p>
+        </w:tc>
+        <w:tc>
+          <w:tcPr>
+            <w:tcW w:type="dxa" w:w="3402"/>
+            <w:shd w:val="clear" w:fill="F7F9FB"/>
+          </w:tcPr>
+          <w:p>
+            <w:r/>
+            <w:r>
+              <w:rPr>
+                <w:b w:val="0"/>
+                <w:sz w:val="16"/>
+              </w:rPr>
+              <w:t>Deploy em Kubernetes (Deployment/Service/Ingress/HPA)</w:t>
+            </w:r>
+          </w:p>
+        </w:tc>
+        <w:tc>
+          <w:tcPr>
+            <w:tcW w:type="dxa" w:w="3175"/>
+            <w:shd w:val="clear" w:fill="F7F9FB"/>
+          </w:tcPr>
+          <w:p>
+            <w:r/>
+            <w:r>
+              <w:rPr>
+                <w:b w:val="0"/>
+                <w:sz w:val="16"/>
+              </w:rPr>
+              <w:t>Escala e resiliência em ambiente orquestrado</w:t>
+            </w:r>
+          </w:p>
+        </w:tc>
+      </w:tr>
+      <w:tr>
+        <w:tc>
+          <w:tcPr>
+            <w:tcW w:type="dxa" w:w="3061"/>
+          </w:tcPr>
+          <w:p>
+            <w:r/>
+            <w:r>
+              <w:rPr>
+                <w:b w:val="0"/>
+                <w:sz w:val="16"/>
+              </w:rPr>
+              <w:t>deploy/vps/*</w:t>
+            </w:r>
+          </w:p>
+        </w:tc>
+        <w:tc>
+          <w:tcPr>
+            <w:tcW w:type="dxa" w:w="3402"/>
+          </w:tcPr>
+          <w:p>
+            <w:r/>
+            <w:r>
+              <w:rPr>
+                <w:b w:val="0"/>
+                <w:sz w:val="16"/>
+              </w:rPr>
+              <w:t>Unit systemd + nginx (reverse proxy/TLS)</w:t>
+            </w:r>
+          </w:p>
+        </w:tc>
+        <w:tc>
+          <w:tcPr>
+            <w:tcW w:type="dxa" w:w="3175"/>
+          </w:tcPr>
+          <w:p>
+            <w:r/>
+            <w:r>
+              <w:rPr>
+                <w:b w:val="0"/>
+                <w:sz w:val="16"/>
+              </w:rPr>
+              <w:t>Alternativa simples para hospedagem em VPS</w:t>
+            </w:r>
+          </w:p>
+        </w:tc>
+      </w:tr>
+      <w:tr>
+        <w:tc>
+          <w:tcPr>
+            <w:tcW w:type="dxa" w:w="3061"/>
+            <w:shd w:val="clear" w:fill="F7F9FB"/>
+          </w:tcPr>
+          <w:p>
+            <w:r/>
+            <w:r>
+              <w:rPr>
+                <w:b w:val="0"/>
+                <w:sz w:val="16"/>
+              </w:rPr>
+              <w:t>ci/Jenkinsfile + .github/workflows/ci.yml</w:t>
+            </w:r>
+          </w:p>
+        </w:tc>
+        <w:tc>
+          <w:tcPr>
+            <w:tcW w:type="dxa" w:w="3402"/>
+            <w:shd w:val="clear" w:fill="F7F9FB"/>
+          </w:tcPr>
+          <w:p>
+            <w:r/>
+            <w:r>
+              <w:rPr>
+                <w:b w:val="0"/>
+                <w:sz w:val="16"/>
+              </w:rPr>
+              <w:t>Pipeline CI/CD: build → teste → mídia → imagem → deploy</w:t>
+            </w:r>
+          </w:p>
+        </w:tc>
+        <w:tc>
+          <w:tcPr>
+            <w:tcW w:type="dxa" w:w="3175"/>
+            <w:shd w:val="clear" w:fill="F7F9FB"/>
+          </w:tcPr>
+          <w:p>
+            <w:r/>
+            <w:r>
+              <w:rPr>
+                <w:b w:val="0"/>
+                <w:sz w:val="16"/>
+              </w:rPr>
+              <w:t>Automatiza a qualidade e a publicação do projeto</w:t>
+            </w:r>
+          </w:p>
+        </w:tc>
+      </w:tr>
+      <w:tr>
+        <w:tc>
+          <w:tcPr>
+            <w:tcW w:type="dxa" w:w="3061"/>
+          </w:tcPr>
+          <w:p>
+            <w:r/>
+            <w:r>
+              <w:rPr>
+                <w:b w:val="0"/>
+                <w:sz w:val="16"/>
+              </w:rPr>
+              <w:t>packaging/tupan-web.spec + scripts/build-standalone.sh</w:t>
+            </w:r>
+          </w:p>
+        </w:tc>
+        <w:tc>
+          <w:tcPr>
+            <w:tcW w:type="dxa" w:w="3402"/>
+          </w:tcPr>
+          <w:p>
+            <w:r/>
+            <w:r>
+              <w:rPr>
+                <w:b w:val="0"/>
+                <w:sz w:val="16"/>
+              </w:rPr>
+              <w:t>Executável único do serviço web (PyInstaller)</w:t>
+            </w:r>
+          </w:p>
+        </w:tc>
+        <w:tc>
+          <w:tcPr>
+            <w:tcW w:type="dxa" w:w="3175"/>
+          </w:tcPr>
+          <w:p>
+            <w:r/>
+            <w:r>
+              <w:rPr>
+                <w:b w:val="0"/>
+                <w:sz w:val="16"/>
+              </w:rPr>
+              <w:t>Distribuição sem exigir Python no destino</w:t>
             </w:r>
           </w:p>
         </w:tc>
